--- a/Amazon Clone App/API Testing/SignUp-API/Bug API_Report.docx
+++ b/Amazon Clone App/API Testing/SignUp-API/Bug API_Report.docx
@@ -406,36 +406,22 @@
           <w:rFonts w:cstheme="minorHAnsi"/>
           <w:lang w:val="en-US"/>
         </w:rPr>
-        <w:t xml:space="preserve">Status code: </w:t>
-      </w:r>
-      <w:r>
-        <w:rPr>
-          <w:rFonts w:cstheme="minorHAnsi"/>
-          <w:lang w:val="en-US"/>
-        </w:rPr>
-        <w:t>500</w:t>
-      </w:r>
-    </w:p>
-    <w:p>
-      <w:pPr>
-        <w:rPr>
-          <w:rFonts w:cstheme="minorHAnsi"/>
-          <w:lang w:val="en-US"/>
-        </w:rPr>
-      </w:pPr>
-      <w:r>
-        <w:rPr>
-          <w:rFonts w:cstheme="minorHAnsi"/>
-          <w:lang w:val="en-US"/>
-        </w:rPr>
-        <w:t xml:space="preserve">Validation message </w:t>
-      </w:r>
-      <w:r>
-        <w:rPr>
-          <w:rFonts w:cstheme="minorHAnsi"/>
-          <w:lang w:val="en-US"/>
-        </w:rPr>
-        <w:t>displayed</w:t>
+        <w:t>Status code: 500</w:t>
+      </w:r>
+    </w:p>
+    <w:p>
+      <w:pPr>
+        <w:rPr>
+          <w:rFonts w:cstheme="minorHAnsi"/>
+          <w:lang w:val="en-US"/>
+        </w:rPr>
+      </w:pPr>
+      <w:r>
+        <w:rPr>
+          <w:rFonts w:cstheme="minorHAnsi"/>
+          <w:lang w:val="en-US"/>
+        </w:rPr>
+        <w:t>Validation message displayed</w:t>
       </w:r>
     </w:p>
     <w:p>
@@ -631,9 +617,451 @@
           <w:szCs w:val="28"/>
           <w:lang w:val="en-US"/>
         </w:rPr>
-        <w:t xml:space="preserve">Incorrect </w:t>
-      </w:r>
-      <w:r>
+        <w:t>Incorrect error handling for missing password</w:t>
+      </w:r>
+    </w:p>
+    <w:p>
+      <w:pPr>
+        <w:rPr>
+          <w:rFonts w:cstheme="minorHAnsi"/>
+          <w:lang w:val="en-US"/>
+        </w:rPr>
+      </w:pPr>
+      <w:r>
+        <w:rPr>
+          <w:rFonts w:cstheme="minorHAnsi"/>
+          <w:lang w:val="en-US"/>
+        </w:rPr>
+        <w:t xml:space="preserve">Description: </w:t>
+      </w:r>
+      <w:r>
+        <w:rPr>
+          <w:rFonts w:cstheme="minorHAnsi"/>
+          <w:lang w:val="en-US"/>
+        </w:rPr>
+        <w:t xml:space="preserve">API returns 500 with message “Illegal arguments: undefined </w:t>
+      </w:r>
+      <w:r>
+        <w:rPr>
+          <w:rFonts w:cstheme="minorHAnsi"/>
+          <w:lang w:val="en-US"/>
+        </w:rPr>
+        <w:t xml:space="preserve">number” instead </w:t>
+      </w:r>
+      <w:r>
+        <w:rPr>
+          <w:rFonts w:cstheme="minorHAnsi"/>
+          <w:lang w:val="en-US"/>
+        </w:rPr>
+        <w:t>of proper</w:t>
+      </w:r>
+      <w:r>
+        <w:rPr>
+          <w:rFonts w:cstheme="minorHAnsi"/>
+          <w:lang w:val="en-US"/>
+        </w:rPr>
+        <w:t xml:space="preserve"> validation error.</w:t>
+      </w:r>
+    </w:p>
+    <w:p>
+      <w:pPr>
+        <w:pStyle w:val="p1"/>
+        <w:rPr>
+          <w:rFonts w:asciiTheme="minorHAnsi" w:hAnsiTheme="minorHAnsi" w:cstheme="minorHAnsi"/>
+          <w:sz w:val="24"/>
+          <w:szCs w:val="24"/>
+        </w:rPr>
+      </w:pPr>
+      <w:r>
+        <w:rPr>
+          <w:rFonts w:asciiTheme="minorHAnsi" w:hAnsiTheme="minorHAnsi" w:cstheme="minorHAnsi"/>
+          <w:sz w:val="24"/>
+          <w:szCs w:val="24"/>
+          <w:lang w:val="en-US"/>
+        </w:rPr>
+        <w:t xml:space="preserve">Endpoint: </w:t>
+      </w:r>
+      <w:r>
+        <w:rPr>
+          <w:rFonts w:asciiTheme="minorHAnsi" w:hAnsiTheme="minorHAnsi" w:cstheme="minorHAnsi"/>
+          <w:sz w:val="24"/>
+          <w:szCs w:val="24"/>
+        </w:rPr>
+        <w:t>http://localhost:3000/api/signup</w:t>
+      </w:r>
+    </w:p>
+    <w:p>
+      <w:pPr>
+        <w:rPr>
+          <w:rFonts w:cstheme="minorHAnsi"/>
+          <w:lang w:val="en-US"/>
+        </w:rPr>
+      </w:pPr>
+      <w:r>
+        <w:rPr>
+          <w:rFonts w:cstheme="minorHAnsi"/>
+          <w:lang w:val="en-US"/>
+        </w:rPr>
+        <w:t>Method: POST</w:t>
+      </w:r>
+    </w:p>
+    <w:p>
+      <w:pPr>
+        <w:rPr>
+          <w:rFonts w:cstheme="minorHAnsi"/>
+          <w:lang w:val="en-US"/>
+        </w:rPr>
+      </w:pPr>
+    </w:p>
+    <w:p>
+      <w:pPr>
+        <w:rPr>
+          <w:rFonts w:cstheme="minorHAnsi"/>
+          <w:lang w:val="en-US"/>
+        </w:rPr>
+      </w:pPr>
+      <w:r>
+        <w:rPr>
+          <w:rFonts w:cstheme="minorHAnsi"/>
+          <w:lang w:val="en-US"/>
+        </w:rPr>
+        <w:t>Steps to Reproduce:</w:t>
+      </w:r>
+    </w:p>
+    <w:p>
+      <w:pPr>
+        <w:pStyle w:val="ListParagraph"/>
+        <w:numPr>
+          <w:ilvl w:val="0"/>
+          <w:numId w:val="6"/>
+        </w:numPr>
+        <w:rPr>
+          <w:rFonts w:cstheme="minorHAnsi"/>
+          <w:lang w:val="en-US"/>
+        </w:rPr>
+      </w:pPr>
+      <w:r>
+        <w:rPr>
+          <w:rFonts w:cstheme="minorHAnsi"/>
+          <w:lang w:val="en-US"/>
+        </w:rPr>
+        <w:t xml:space="preserve">Send POST Request without </w:t>
+      </w:r>
+      <w:r>
+        <w:rPr>
+          <w:rFonts w:cstheme="minorHAnsi"/>
+          <w:lang w:val="en-US"/>
+        </w:rPr>
+        <w:t>password</w:t>
+      </w:r>
+    </w:p>
+    <w:p>
+      <w:pPr>
+        <w:pStyle w:val="ListParagraph"/>
+        <w:numPr>
+          <w:ilvl w:val="0"/>
+          <w:numId w:val="6"/>
+        </w:numPr>
+        <w:rPr>
+          <w:rFonts w:cstheme="minorHAnsi"/>
+          <w:lang w:val="en-US"/>
+        </w:rPr>
+      </w:pPr>
+      <w:r>
+        <w:rPr>
+          <w:rFonts w:cstheme="minorHAnsi"/>
+          <w:lang w:val="en-US"/>
+        </w:rPr>
+        <w:t>Click Send</w:t>
+      </w:r>
+    </w:p>
+    <w:p>
+      <w:pPr>
+        <w:rPr>
+          <w:rFonts w:cstheme="minorHAnsi"/>
+          <w:lang w:val="en-US"/>
+        </w:rPr>
+      </w:pPr>
+    </w:p>
+    <w:p>
+      <w:pPr>
+        <w:rPr>
+          <w:rFonts w:cstheme="minorHAnsi"/>
+          <w:lang w:val="en-US"/>
+        </w:rPr>
+      </w:pPr>
+      <w:r>
+        <w:rPr>
+          <w:rFonts w:cstheme="minorHAnsi"/>
+          <w:lang w:val="en-US"/>
+        </w:rPr>
+        <w:t>Request Body:</w:t>
+      </w:r>
+    </w:p>
+    <w:p>
+      <w:pPr>
+        <w:rPr>
+          <w:rFonts w:cstheme="minorHAnsi"/>
+          <w:lang w:val="en-US"/>
+        </w:rPr>
+      </w:pPr>
+      <w:r>
+        <w:rPr>
+          <w:rFonts w:cstheme="minorHAnsi"/>
+          <w:lang w:val="en-US"/>
+        </w:rPr>
+        <w:t>{</w:t>
+      </w:r>
+    </w:p>
+    <w:p>
+      <w:pPr>
+        <w:rPr>
+          <w:rFonts w:cstheme="minorHAnsi"/>
+          <w:lang w:val="en-US"/>
+        </w:rPr>
+      </w:pPr>
+      <w:r>
+        <w:rPr>
+          <w:rFonts w:cstheme="minorHAnsi"/>
+          <w:lang w:val="en-US"/>
+        </w:rPr>
+        <w:t xml:space="preserve">  "email": "test@test.com",</w:t>
+      </w:r>
+    </w:p>
+    <w:p>
+      <w:pPr>
+        <w:rPr>
+          <w:rFonts w:cstheme="minorHAnsi"/>
+          <w:lang w:val="en-US"/>
+        </w:rPr>
+      </w:pPr>
+      <w:r>
+        <w:rPr>
+          <w:rFonts w:cstheme="minorHAnsi"/>
+          <w:lang w:val="en-US"/>
+        </w:rPr>
+        <w:t xml:space="preserve">  "</w:t>
+      </w:r>
+      <w:r>
+        <w:rPr>
+          <w:rFonts w:cstheme="minorHAnsi"/>
+          <w:lang w:val="en-US"/>
+        </w:rPr>
+        <w:t>Name</w:t>
+      </w:r>
+      <w:r>
+        <w:rPr>
+          <w:rFonts w:cstheme="minorHAnsi"/>
+          <w:lang w:val="en-US"/>
+        </w:rPr>
+        <w:t>": "</w:t>
+      </w:r>
+      <w:r>
+        <w:rPr>
+          <w:rFonts w:cstheme="minorHAnsi"/>
+          <w:lang w:val="en-US"/>
+        </w:rPr>
+        <w:t>Amna</w:t>
+      </w:r>
+      <w:r>
+        <w:rPr>
+          <w:rFonts w:cstheme="minorHAnsi"/>
+          <w:lang w:val="en-US"/>
+        </w:rPr>
+        <w:t>"</w:t>
+      </w:r>
+    </w:p>
+    <w:p>
+      <w:pPr>
+        <w:rPr>
+          <w:rFonts w:cstheme="minorHAnsi"/>
+          <w:lang w:val="en-US"/>
+        </w:rPr>
+      </w:pPr>
+      <w:r>
+        <w:rPr>
+          <w:rFonts w:cstheme="minorHAnsi"/>
+          <w:lang w:val="en-US"/>
+        </w:rPr>
+        <w:t>}</w:t>
+      </w:r>
+    </w:p>
+    <w:p>
+      <w:pPr>
+        <w:rPr>
+          <w:rFonts w:cstheme="minorHAnsi"/>
+          <w:lang w:val="en-US"/>
+        </w:rPr>
+      </w:pPr>
+      <w:r>
+        <w:rPr>
+          <w:rFonts w:cstheme="minorHAnsi"/>
+          <w:lang w:val="en-US"/>
+        </w:rPr>
+        <w:lastRenderedPageBreak/>
+        <w:t xml:space="preserve">Expected Result: </w:t>
+      </w:r>
+    </w:p>
+    <w:p>
+      <w:pPr>
+        <w:rPr>
+          <w:rFonts w:cstheme="minorHAnsi"/>
+          <w:lang w:val="en-US"/>
+        </w:rPr>
+      </w:pPr>
+      <w:r>
+        <w:rPr>
+          <w:rFonts w:cstheme="minorHAnsi"/>
+          <w:lang w:val="en-US"/>
+        </w:rPr>
+        <w:t>400 with password required message</w:t>
+      </w:r>
+    </w:p>
+    <w:p>
+      <w:pPr>
+        <w:rPr>
+          <w:rFonts w:cstheme="minorHAnsi"/>
+          <w:lang w:val="en-US"/>
+        </w:rPr>
+      </w:pPr>
+    </w:p>
+    <w:p>
+      <w:pPr>
+        <w:rPr>
+          <w:rFonts w:cstheme="minorHAnsi"/>
+          <w:lang w:val="en-US"/>
+        </w:rPr>
+      </w:pPr>
+      <w:r>
+        <w:rPr>
+          <w:rFonts w:cstheme="minorHAnsi"/>
+          <w:lang w:val="en-US"/>
+        </w:rPr>
+        <w:t xml:space="preserve">Actual Result: </w:t>
+      </w:r>
+    </w:p>
+    <w:p>
+      <w:pPr>
+        <w:rPr>
+          <w:rFonts w:cstheme="minorHAnsi"/>
+          <w:lang w:val="en-US"/>
+        </w:rPr>
+      </w:pPr>
+      <w:r>
+        <w:rPr>
+          <w:rFonts w:cstheme="minorHAnsi"/>
+          <w:lang w:val="en-US"/>
+        </w:rPr>
+        <w:t>500 with incorrect error message</w:t>
+      </w:r>
+    </w:p>
+    <w:p>
+      <w:pPr>
+        <w:rPr>
+          <w:rFonts w:cstheme="minorHAnsi"/>
+          <w:lang w:val="en-US"/>
+        </w:rPr>
+      </w:pPr>
+    </w:p>
+    <w:p>
+      <w:pPr>
+        <w:rPr>
+          <w:rFonts w:cstheme="minorHAnsi"/>
+          <w:lang w:val="en-US"/>
+        </w:rPr>
+      </w:pPr>
+      <w:r>
+        <w:rPr>
+          <w:rFonts w:cstheme="minorHAnsi"/>
+          <w:lang w:val="en-US"/>
+        </w:rPr>
+        <w:t>Severity: High</w:t>
+      </w:r>
+    </w:p>
+    <w:p>
+      <w:pPr>
+        <w:rPr>
+          <w:rFonts w:cstheme="minorHAnsi"/>
+          <w:lang w:val="en-US"/>
+        </w:rPr>
+      </w:pPr>
+      <w:r>
+        <w:rPr>
+          <w:rFonts w:cstheme="minorHAnsi"/>
+          <w:lang w:val="en-US"/>
+        </w:rPr>
+        <w:t>Priority: High</w:t>
+      </w:r>
+    </w:p>
+    <w:p>
+      <w:pPr>
+        <w:rPr>
+          <w:rFonts w:cstheme="minorHAnsi"/>
+          <w:lang w:val="en-US"/>
+        </w:rPr>
+      </w:pPr>
+      <w:r>
+        <w:rPr>
+          <w:rFonts w:cstheme="minorHAnsi"/>
+          <w:lang w:val="en-US"/>
+        </w:rPr>
+        <w:t>Status: Open</w:t>
+      </w:r>
+    </w:p>
+    <w:p>
+      <w:pPr>
+        <w:rPr>
+          <w:rFonts w:cstheme="minorHAnsi"/>
+          <w:lang w:val="en-US"/>
+        </w:rPr>
+      </w:pPr>
+      <w:r>
+        <w:rPr>
+          <w:rFonts w:cstheme="minorHAnsi"/>
+          <w:lang w:val="en-US"/>
+        </w:rPr>
+        <w:t>Reported By: Amna Liaquat</w:t>
+      </w:r>
+    </w:p>
+    <w:p>
+      <w:pPr>
+        <w:rPr>
+          <w:rFonts w:cstheme="minorHAnsi"/>
+          <w:lang w:val="en-US"/>
+        </w:rPr>
+      </w:pPr>
+      <w:r>
+        <w:rPr>
+          <w:rFonts w:cstheme="minorHAnsi"/>
+          <w:lang w:val="en-US"/>
+        </w:rPr>
+        <w:t>Reported Date: 04-1</w:t>
+      </w:r>
+      <w:r>
+        <w:rPr>
+          <w:rFonts w:cstheme="minorHAnsi"/>
+          <w:lang w:val="en-US"/>
+        </w:rPr>
+        <w:t>8</w:t>
+      </w:r>
+      <w:r>
+        <w:rPr>
+          <w:rFonts w:cstheme="minorHAnsi"/>
+          <w:lang w:val="en-US"/>
+        </w:rPr>
+        <w:t>-2026</w:t>
+      </w:r>
+    </w:p>
+    <w:p>
+      <w:pPr>
+        <w:rPr>
+          <w:rFonts w:cstheme="minorHAnsi"/>
+          <w:lang w:val="en-US"/>
+        </w:rPr>
+      </w:pPr>
+    </w:p>
+    <w:p>
+      <w:pPr>
         <w:rPr>
           <w:rFonts w:asciiTheme="majorHAnsi" w:hAnsiTheme="majorHAnsi" w:cstheme="majorHAnsi"/>
           <w:b/>
@@ -642,458 +1070,8 @@
           <w:szCs w:val="28"/>
           <w:lang w:val="en-US"/>
         </w:rPr>
-        <w:t>error handling for missing password</w:t>
-      </w:r>
-    </w:p>
-    <w:p>
-      <w:pPr>
-        <w:rPr>
-          <w:rFonts w:cstheme="minorHAnsi"/>
-          <w:lang w:val="en-US"/>
-        </w:rPr>
-      </w:pPr>
-      <w:r>
-        <w:rPr>
-          <w:rFonts w:cstheme="minorHAnsi"/>
-          <w:lang w:val="en-US"/>
-        </w:rPr>
-        <w:t xml:space="preserve">Description: </w:t>
-      </w:r>
-      <w:r>
-        <w:rPr>
-          <w:rFonts w:cstheme="minorHAnsi"/>
-          <w:lang w:val="en-US"/>
-        </w:rPr>
-        <w:t xml:space="preserve">API returns 500 </w:t>
-      </w:r>
-      <w:r>
-        <w:rPr>
-          <w:rFonts w:cstheme="minorHAnsi"/>
-          <w:lang w:val="en-US"/>
-        </w:rPr>
-        <w:t xml:space="preserve">with message “Illegal arguments: undefined </w:t>
-      </w:r>
-      <w:r>
-        <w:rPr>
-          <w:rFonts w:cstheme="minorHAnsi"/>
-          <w:lang w:val="en-US"/>
-        </w:rPr>
-        <w:t xml:space="preserve">number” instead </w:t>
-      </w:r>
-      <w:r>
-        <w:rPr>
-          <w:rFonts w:cstheme="minorHAnsi"/>
-          <w:lang w:val="en-US"/>
-        </w:rPr>
-        <w:t>of proper</w:t>
-      </w:r>
-      <w:r>
-        <w:rPr>
-          <w:rFonts w:cstheme="minorHAnsi"/>
-          <w:lang w:val="en-US"/>
-        </w:rPr>
-        <w:t xml:space="preserve"> validation error.</w:t>
-      </w:r>
-    </w:p>
-    <w:p>
-      <w:pPr>
-        <w:pStyle w:val="p1"/>
-        <w:rPr>
-          <w:rFonts w:asciiTheme="minorHAnsi" w:hAnsiTheme="minorHAnsi" w:cstheme="minorHAnsi"/>
-          <w:sz w:val="24"/>
-          <w:szCs w:val="24"/>
-        </w:rPr>
-      </w:pPr>
-      <w:r>
-        <w:rPr>
-          <w:rFonts w:asciiTheme="minorHAnsi" w:hAnsiTheme="minorHAnsi" w:cstheme="minorHAnsi"/>
-          <w:sz w:val="24"/>
-          <w:szCs w:val="24"/>
-          <w:lang w:val="en-US"/>
-        </w:rPr>
-        <w:t xml:space="preserve">Endpoint: </w:t>
-      </w:r>
-      <w:r>
-        <w:rPr>
-          <w:rFonts w:asciiTheme="minorHAnsi" w:hAnsiTheme="minorHAnsi" w:cstheme="minorHAnsi"/>
-          <w:sz w:val="24"/>
-          <w:szCs w:val="24"/>
-        </w:rPr>
-        <w:t>http://localhost:3000/api/signup</w:t>
-      </w:r>
-    </w:p>
-    <w:p>
-      <w:pPr>
-        <w:rPr>
-          <w:rFonts w:cstheme="minorHAnsi"/>
-          <w:lang w:val="en-US"/>
-        </w:rPr>
-      </w:pPr>
-      <w:r>
-        <w:rPr>
-          <w:rFonts w:cstheme="minorHAnsi"/>
-          <w:lang w:val="en-US"/>
-        </w:rPr>
-        <w:t>Method: POST</w:t>
-      </w:r>
-    </w:p>
-    <w:p>
-      <w:pPr>
-        <w:rPr>
-          <w:rFonts w:cstheme="minorHAnsi"/>
-          <w:lang w:val="en-US"/>
-        </w:rPr>
-      </w:pPr>
-    </w:p>
-    <w:p>
-      <w:pPr>
-        <w:rPr>
-          <w:rFonts w:cstheme="minorHAnsi"/>
-          <w:lang w:val="en-US"/>
-        </w:rPr>
-      </w:pPr>
-      <w:r>
-        <w:rPr>
-          <w:rFonts w:cstheme="minorHAnsi"/>
-          <w:lang w:val="en-US"/>
-        </w:rPr>
-        <w:t>Steps to Reproduce:</w:t>
-      </w:r>
-    </w:p>
-    <w:p>
-      <w:pPr>
-        <w:pStyle w:val="ListParagraph"/>
-        <w:numPr>
-          <w:ilvl w:val="0"/>
-          <w:numId w:val="6"/>
-        </w:numPr>
-        <w:rPr>
-          <w:rFonts w:cstheme="minorHAnsi"/>
-          <w:lang w:val="en-US"/>
-        </w:rPr>
-      </w:pPr>
-      <w:r>
-        <w:rPr>
-          <w:rFonts w:cstheme="minorHAnsi"/>
-          <w:lang w:val="en-US"/>
-        </w:rPr>
-        <w:t xml:space="preserve">Send POST Request without </w:t>
-      </w:r>
-      <w:r>
-        <w:rPr>
-          <w:rFonts w:cstheme="minorHAnsi"/>
-          <w:lang w:val="en-US"/>
-        </w:rPr>
-        <w:t>password</w:t>
-      </w:r>
-    </w:p>
-    <w:p>
-      <w:pPr>
-        <w:pStyle w:val="ListParagraph"/>
-        <w:numPr>
-          <w:ilvl w:val="0"/>
-          <w:numId w:val="6"/>
-        </w:numPr>
-        <w:rPr>
-          <w:rFonts w:cstheme="minorHAnsi"/>
-          <w:lang w:val="en-US"/>
-        </w:rPr>
-      </w:pPr>
-      <w:r>
-        <w:rPr>
-          <w:rFonts w:cstheme="minorHAnsi"/>
-          <w:lang w:val="en-US"/>
-        </w:rPr>
-        <w:t>Click Send</w:t>
-      </w:r>
-    </w:p>
-    <w:p>
-      <w:pPr>
-        <w:rPr>
-          <w:rFonts w:cstheme="minorHAnsi"/>
-          <w:lang w:val="en-US"/>
-        </w:rPr>
-      </w:pPr>
-    </w:p>
-    <w:p>
-      <w:pPr>
-        <w:rPr>
-          <w:rFonts w:cstheme="minorHAnsi"/>
-          <w:lang w:val="en-US"/>
-        </w:rPr>
-      </w:pPr>
-      <w:r>
-        <w:rPr>
-          <w:rFonts w:cstheme="minorHAnsi"/>
-          <w:lang w:val="en-US"/>
-        </w:rPr>
-        <w:t>Request Body:</w:t>
-      </w:r>
-    </w:p>
-    <w:p>
-      <w:pPr>
-        <w:rPr>
-          <w:rFonts w:cstheme="minorHAnsi"/>
-          <w:lang w:val="en-US"/>
-        </w:rPr>
-      </w:pPr>
-      <w:r>
-        <w:rPr>
-          <w:rFonts w:cstheme="minorHAnsi"/>
-          <w:lang w:val="en-US"/>
-        </w:rPr>
-        <w:t>{</w:t>
-      </w:r>
-    </w:p>
-    <w:p>
-      <w:pPr>
-        <w:rPr>
-          <w:rFonts w:cstheme="minorHAnsi"/>
-          <w:lang w:val="en-US"/>
-        </w:rPr>
-      </w:pPr>
-      <w:r>
-        <w:rPr>
-          <w:rFonts w:cstheme="minorHAnsi"/>
-          <w:lang w:val="en-US"/>
-        </w:rPr>
-        <w:t xml:space="preserve">  "email": "test@test.com",</w:t>
-      </w:r>
-    </w:p>
-    <w:p>
-      <w:pPr>
-        <w:rPr>
-          <w:rFonts w:cstheme="minorHAnsi"/>
-          <w:lang w:val="en-US"/>
-        </w:rPr>
-      </w:pPr>
-      <w:r>
-        <w:rPr>
-          <w:rFonts w:cstheme="minorHAnsi"/>
-          <w:lang w:val="en-US"/>
-        </w:rPr>
-        <w:t xml:space="preserve">  "</w:t>
-      </w:r>
-      <w:r>
-        <w:rPr>
-          <w:rFonts w:cstheme="minorHAnsi"/>
-          <w:lang w:val="en-US"/>
-        </w:rPr>
-        <w:t>Name</w:t>
-      </w:r>
-      <w:r>
-        <w:rPr>
-          <w:rFonts w:cstheme="minorHAnsi"/>
-          <w:lang w:val="en-US"/>
-        </w:rPr>
-        <w:t>": "</w:t>
-      </w:r>
-      <w:r>
-        <w:rPr>
-          <w:rFonts w:cstheme="minorHAnsi"/>
-          <w:lang w:val="en-US"/>
-        </w:rPr>
-        <w:t>Amna</w:t>
-      </w:r>
-      <w:r>
-        <w:rPr>
-          <w:rFonts w:cstheme="minorHAnsi"/>
-          <w:lang w:val="en-US"/>
-        </w:rPr>
-        <w:t>"</w:t>
-      </w:r>
-    </w:p>
-    <w:p>
-      <w:pPr>
-        <w:rPr>
-          <w:rFonts w:cstheme="minorHAnsi"/>
-          <w:lang w:val="en-US"/>
-        </w:rPr>
-      </w:pPr>
-      <w:r>
-        <w:rPr>
-          <w:rFonts w:cstheme="minorHAnsi"/>
-          <w:lang w:val="en-US"/>
-        </w:rPr>
-        <w:t>}</w:t>
-      </w:r>
-    </w:p>
-    <w:p>
-      <w:pPr>
-        <w:rPr>
-          <w:rFonts w:cstheme="minorHAnsi"/>
-          <w:lang w:val="en-US"/>
-        </w:rPr>
-      </w:pPr>
-      <w:r>
-        <w:rPr>
-          <w:rFonts w:cstheme="minorHAnsi"/>
-          <w:lang w:val="en-US"/>
-        </w:rPr>
-        <w:lastRenderedPageBreak/>
-        <w:t xml:space="preserve">Expected Result: </w:t>
-      </w:r>
-    </w:p>
-    <w:p>
-      <w:pPr>
-        <w:rPr>
-          <w:rFonts w:cstheme="minorHAnsi"/>
-          <w:lang w:val="en-US"/>
-        </w:rPr>
-      </w:pPr>
-      <w:r>
-        <w:rPr>
-          <w:rFonts w:cstheme="minorHAnsi"/>
-          <w:lang w:val="en-US"/>
-        </w:rPr>
-        <w:t>400 with password required message</w:t>
-      </w:r>
-    </w:p>
-    <w:p>
-      <w:pPr>
-        <w:rPr>
-          <w:rFonts w:cstheme="minorHAnsi"/>
-          <w:lang w:val="en-US"/>
-        </w:rPr>
-      </w:pPr>
-    </w:p>
-    <w:p>
-      <w:pPr>
-        <w:rPr>
-          <w:rFonts w:cstheme="minorHAnsi"/>
-          <w:lang w:val="en-US"/>
-        </w:rPr>
-      </w:pPr>
-      <w:r>
-        <w:rPr>
-          <w:rFonts w:cstheme="minorHAnsi"/>
-          <w:lang w:val="en-US"/>
-        </w:rPr>
-        <w:t xml:space="preserve">Actual Result: </w:t>
-      </w:r>
-    </w:p>
-    <w:p>
-      <w:pPr>
-        <w:rPr>
-          <w:rFonts w:cstheme="minorHAnsi"/>
-          <w:lang w:val="en-US"/>
-        </w:rPr>
-      </w:pPr>
-      <w:r>
-        <w:rPr>
-          <w:rFonts w:cstheme="minorHAnsi"/>
-          <w:lang w:val="en-US"/>
-        </w:rPr>
-        <w:t>500 with incorrect error message</w:t>
-      </w:r>
-    </w:p>
-    <w:p>
-      <w:pPr>
-        <w:rPr>
-          <w:rFonts w:cstheme="minorHAnsi"/>
-          <w:lang w:val="en-US"/>
-        </w:rPr>
-      </w:pPr>
-    </w:p>
-    <w:p>
-      <w:pPr>
-        <w:rPr>
-          <w:rFonts w:cstheme="minorHAnsi"/>
-          <w:lang w:val="en-US"/>
-        </w:rPr>
-      </w:pPr>
-      <w:r>
-        <w:rPr>
-          <w:rFonts w:cstheme="minorHAnsi"/>
-          <w:lang w:val="en-US"/>
-        </w:rPr>
-        <w:t>Severity: High</w:t>
-      </w:r>
-    </w:p>
-    <w:p>
-      <w:pPr>
-        <w:rPr>
-          <w:rFonts w:cstheme="minorHAnsi"/>
-          <w:lang w:val="en-US"/>
-        </w:rPr>
-      </w:pPr>
-      <w:r>
-        <w:rPr>
-          <w:rFonts w:cstheme="minorHAnsi"/>
-          <w:lang w:val="en-US"/>
-        </w:rPr>
-        <w:t>Priority: High</w:t>
-      </w:r>
-    </w:p>
-    <w:p>
-      <w:pPr>
-        <w:rPr>
-          <w:rFonts w:cstheme="minorHAnsi"/>
-          <w:lang w:val="en-US"/>
-        </w:rPr>
-      </w:pPr>
-      <w:r>
-        <w:rPr>
-          <w:rFonts w:cstheme="minorHAnsi"/>
-          <w:lang w:val="en-US"/>
-        </w:rPr>
-        <w:t>Status: Open</w:t>
-      </w:r>
-    </w:p>
-    <w:p>
-      <w:pPr>
-        <w:rPr>
-          <w:rFonts w:cstheme="minorHAnsi"/>
-          <w:lang w:val="en-US"/>
-        </w:rPr>
-      </w:pPr>
-      <w:r>
-        <w:rPr>
-          <w:rFonts w:cstheme="minorHAnsi"/>
-          <w:lang w:val="en-US"/>
-        </w:rPr>
-        <w:t>Reported By: Amna Liaquat</w:t>
-      </w:r>
-    </w:p>
-    <w:p>
-      <w:pPr>
-        <w:rPr>
-          <w:rFonts w:cstheme="minorHAnsi"/>
-          <w:lang w:val="en-US"/>
-        </w:rPr>
-      </w:pPr>
-      <w:r>
-        <w:rPr>
-          <w:rFonts w:cstheme="minorHAnsi"/>
-          <w:lang w:val="en-US"/>
-        </w:rPr>
-        <w:t>Reported Date: 04-1</w:t>
-      </w:r>
-      <w:r>
-        <w:rPr>
-          <w:rFonts w:cstheme="minorHAnsi"/>
-          <w:lang w:val="en-US"/>
-        </w:rPr>
-        <w:t>8</w:t>
-      </w:r>
-      <w:r>
-        <w:rPr>
-          <w:rFonts w:cstheme="minorHAnsi"/>
-          <w:lang w:val="en-US"/>
-        </w:rPr>
-        <w:t>-2026</w:t>
-      </w:r>
-    </w:p>
-    <w:p>
-      <w:pPr>
-        <w:rPr>
-          <w:rFonts w:cstheme="minorHAnsi"/>
-          <w:lang w:val="en-US"/>
-        </w:rPr>
-      </w:pPr>
-    </w:p>
-    <w:p>
-      <w:pPr>
+      </w:pPr>
+      <w:r>
         <w:rPr>
           <w:rFonts w:asciiTheme="majorHAnsi" w:hAnsiTheme="majorHAnsi" w:cstheme="majorHAnsi"/>
           <w:b/>
@@ -1102,7 +1080,8 @@
           <w:szCs w:val="28"/>
           <w:lang w:val="en-US"/>
         </w:rPr>
-      </w:pPr>
+        <w:t>BUG_00</w:t>
+      </w:r>
       <w:r>
         <w:rPr>
           <w:rFonts w:asciiTheme="majorHAnsi" w:hAnsiTheme="majorHAnsi" w:cstheme="majorHAnsi"/>
@@ -1112,7 +1091,7 @@
           <w:szCs w:val="28"/>
           <w:lang w:val="en-US"/>
         </w:rPr>
-        <w:t>BUG_00</w:t>
+        <w:t>3</w:t>
       </w:r>
       <w:r>
         <w:rPr>
@@ -1123,7 +1102,7 @@
           <w:szCs w:val="28"/>
           <w:lang w:val="en-US"/>
         </w:rPr>
-        <w:t>3</w:t>
+        <w:t xml:space="preserve">: </w:t>
       </w:r>
       <w:r>
         <w:rPr>
@@ -1134,9 +1113,472 @@
           <w:szCs w:val="28"/>
           <w:lang w:val="en-US"/>
         </w:rPr>
-        <w:t xml:space="preserve">: </w:t>
-      </w:r>
-      <w:r>
+        <w:t>Invalid email formats returns incorrect status code</w:t>
+      </w:r>
+    </w:p>
+    <w:p>
+      <w:pPr>
+        <w:pStyle w:val="p1"/>
+        <w:rPr>
+          <w:rFonts w:asciiTheme="minorHAnsi" w:hAnsiTheme="minorHAnsi" w:cstheme="minorHAnsi"/>
+          <w:sz w:val="24"/>
+          <w:szCs w:val="24"/>
+        </w:rPr>
+      </w:pPr>
+      <w:r>
+        <w:rPr>
+          <w:rFonts w:asciiTheme="minorHAnsi" w:hAnsiTheme="minorHAnsi" w:cstheme="minorHAnsi"/>
+          <w:sz w:val="24"/>
+          <w:szCs w:val="24"/>
+          <w:lang w:val="en-US"/>
+        </w:rPr>
+        <w:t>Description:</w:t>
+      </w:r>
+      <w:r>
+        <w:rPr>
+          <w:rFonts w:cstheme="minorHAnsi"/>
+          <w:lang w:val="en-US"/>
+        </w:rPr>
+        <w:t xml:space="preserve"> </w:t>
+      </w:r>
+      <w:r>
+        <w:rPr>
+          <w:rFonts w:asciiTheme="minorHAnsi" w:hAnsiTheme="minorHAnsi" w:cstheme="minorHAnsi"/>
+          <w:sz w:val="24"/>
+          <w:szCs w:val="24"/>
+        </w:rPr>
+        <w:t>Invalid email (without @ or domain) returns 500 instead of 400.</w:t>
+      </w:r>
+    </w:p>
+    <w:p>
+      <w:pPr>
+        <w:pStyle w:val="p1"/>
+        <w:rPr>
+          <w:rFonts w:asciiTheme="minorHAnsi" w:hAnsiTheme="minorHAnsi" w:cstheme="minorHAnsi"/>
+          <w:sz w:val="24"/>
+          <w:szCs w:val="24"/>
+        </w:rPr>
+      </w:pPr>
+      <w:r>
+        <w:rPr>
+          <w:rFonts w:asciiTheme="minorHAnsi" w:hAnsiTheme="minorHAnsi" w:cstheme="minorHAnsi"/>
+          <w:sz w:val="24"/>
+          <w:szCs w:val="24"/>
+          <w:lang w:val="en-US"/>
+        </w:rPr>
+        <w:t xml:space="preserve">Endpoint: </w:t>
+      </w:r>
+      <w:r>
+        <w:rPr>
+          <w:rFonts w:asciiTheme="minorHAnsi" w:hAnsiTheme="minorHAnsi" w:cstheme="minorHAnsi"/>
+          <w:sz w:val="24"/>
+          <w:szCs w:val="24"/>
+        </w:rPr>
+        <w:t>http://localhost:3000/api/signup</w:t>
+      </w:r>
+    </w:p>
+    <w:p>
+      <w:pPr>
+        <w:rPr>
+          <w:rFonts w:cstheme="minorHAnsi"/>
+          <w:lang w:val="en-US"/>
+        </w:rPr>
+      </w:pPr>
+      <w:r>
+        <w:rPr>
+          <w:rFonts w:cstheme="minorHAnsi"/>
+          <w:lang w:val="en-US"/>
+        </w:rPr>
+        <w:t>Method: POST</w:t>
+      </w:r>
+    </w:p>
+    <w:p>
+      <w:pPr>
+        <w:rPr>
+          <w:rFonts w:cstheme="minorHAnsi"/>
+          <w:lang w:val="en-US"/>
+        </w:rPr>
+      </w:pPr>
+    </w:p>
+    <w:p>
+      <w:pPr>
+        <w:rPr>
+          <w:rFonts w:cstheme="minorHAnsi"/>
+          <w:lang w:val="en-US"/>
+        </w:rPr>
+      </w:pPr>
+      <w:r>
+        <w:rPr>
+          <w:rFonts w:cstheme="minorHAnsi"/>
+          <w:lang w:val="en-US"/>
+        </w:rPr>
+        <w:t>Steps to Reproduce:</w:t>
+      </w:r>
+    </w:p>
+    <w:p>
+      <w:pPr>
+        <w:pStyle w:val="ListParagraph"/>
+        <w:numPr>
+          <w:ilvl w:val="0"/>
+          <w:numId w:val="7"/>
+        </w:numPr>
+        <w:rPr>
+          <w:rFonts w:cstheme="minorHAnsi"/>
+          <w:lang w:val="en-US"/>
+        </w:rPr>
+      </w:pPr>
+      <w:r>
+        <w:rPr>
+          <w:rFonts w:cstheme="minorHAnsi"/>
+          <w:lang w:val="en-US"/>
+        </w:rPr>
+        <w:t xml:space="preserve">Send POST Request </w:t>
+      </w:r>
+      <w:r>
+        <w:rPr>
+          <w:rFonts w:cstheme="minorHAnsi"/>
+          <w:lang w:val="en-US"/>
+        </w:rPr>
+        <w:t>with invalid email format</w:t>
+      </w:r>
+    </w:p>
+    <w:p>
+      <w:pPr>
+        <w:pStyle w:val="ListParagraph"/>
+        <w:numPr>
+          <w:ilvl w:val="0"/>
+          <w:numId w:val="7"/>
+        </w:numPr>
+        <w:rPr>
+          <w:rFonts w:cstheme="minorHAnsi"/>
+          <w:lang w:val="en-US"/>
+        </w:rPr>
+      </w:pPr>
+      <w:r>
+        <w:rPr>
+          <w:rFonts w:cstheme="minorHAnsi"/>
+          <w:lang w:val="en-US"/>
+        </w:rPr>
+        <w:t>Click Send</w:t>
+      </w:r>
+    </w:p>
+    <w:p>
+      <w:pPr>
+        <w:rPr>
+          <w:rFonts w:cstheme="minorHAnsi"/>
+          <w:lang w:val="en-US"/>
+        </w:rPr>
+      </w:pPr>
+    </w:p>
+    <w:p>
+      <w:pPr>
+        <w:rPr>
+          <w:rFonts w:cstheme="minorHAnsi"/>
+          <w:lang w:val="en-US"/>
+        </w:rPr>
+      </w:pPr>
+      <w:r>
+        <w:rPr>
+          <w:rFonts w:cstheme="minorHAnsi"/>
+          <w:lang w:val="en-US"/>
+        </w:rPr>
+        <w:t>Request Body:</w:t>
+      </w:r>
+    </w:p>
+    <w:p>
+      <w:pPr>
+        <w:rPr>
+          <w:rFonts w:cstheme="minorHAnsi"/>
+          <w:lang w:val="en-US"/>
+        </w:rPr>
+      </w:pPr>
+      <w:r>
+        <w:rPr>
+          <w:rFonts w:cstheme="minorHAnsi"/>
+          <w:lang w:val="en-US"/>
+        </w:rPr>
+        <w:t>{</w:t>
+      </w:r>
+    </w:p>
+    <w:p>
+      <w:pPr>
+        <w:rPr>
+          <w:rFonts w:cstheme="minorHAnsi"/>
+          <w:lang w:val="en-US"/>
+        </w:rPr>
+      </w:pPr>
+      <w:r>
+        <w:rPr>
+          <w:rFonts w:cstheme="minorHAnsi"/>
+          <w:lang w:val="en-US"/>
+        </w:rPr>
+        <w:t xml:space="preserve">  "email": "test</w:t>
+      </w:r>
+      <w:r>
+        <w:rPr>
+          <w:rFonts w:cstheme="minorHAnsi"/>
+          <w:lang w:val="en-US"/>
+        </w:rPr>
+        <w:t>@”</w:t>
+      </w:r>
+    </w:p>
+    <w:p>
+      <w:pPr>
+        <w:rPr>
+          <w:rFonts w:cstheme="minorHAnsi"/>
+          <w:lang w:val="en-US"/>
+        </w:rPr>
+      </w:pPr>
+      <w:r>
+        <w:rPr>
+          <w:rFonts w:cstheme="minorHAnsi"/>
+          <w:lang w:val="en-US"/>
+        </w:rPr>
+        <w:t xml:space="preserve">  "</w:t>
+      </w:r>
+      <w:r>
+        <w:rPr>
+          <w:rFonts w:cstheme="minorHAnsi"/>
+          <w:lang w:val="en-US"/>
+        </w:rPr>
+        <w:t>Name</w:t>
+      </w:r>
+      <w:r>
+        <w:rPr>
+          <w:rFonts w:cstheme="minorHAnsi"/>
+          <w:lang w:val="en-US"/>
+        </w:rPr>
+        <w:t>": "</w:t>
+      </w:r>
+      <w:r>
+        <w:rPr>
+          <w:rFonts w:cstheme="minorHAnsi"/>
+          <w:lang w:val="en-US"/>
+        </w:rPr>
+        <w:t>Amna</w:t>
+      </w:r>
+      <w:r>
+        <w:rPr>
+          <w:rFonts w:cstheme="minorHAnsi"/>
+          <w:lang w:val="en-US"/>
+        </w:rPr>
+        <w:t>"</w:t>
+      </w:r>
+      <w:r>
+        <w:rPr>
+          <w:rFonts w:cstheme="minorHAnsi"/>
+          <w:lang w:val="en-US"/>
+        </w:rPr>
+        <w:t>,</w:t>
+      </w:r>
+    </w:p>
+    <w:p>
+      <w:pPr>
+        <w:rPr>
+          <w:rFonts w:cstheme="minorHAnsi"/>
+          <w:lang w:val="en-US"/>
+        </w:rPr>
+      </w:pPr>
+      <w:r>
+        <w:rPr>
+          <w:rFonts w:cstheme="minorHAnsi"/>
+          <w:lang w:val="en-US"/>
+        </w:rPr>
+        <w:t xml:space="preserve">  "password": "123456"</w:t>
+      </w:r>
+    </w:p>
+    <w:p>
+      <w:pPr>
+        <w:rPr>
+          <w:rFonts w:cstheme="minorHAnsi"/>
+          <w:lang w:val="en-US"/>
+        </w:rPr>
+      </w:pPr>
+      <w:r>
+        <w:rPr>
+          <w:rFonts w:cstheme="minorHAnsi"/>
+          <w:lang w:val="en-US"/>
+        </w:rPr>
+        <w:t>}</w:t>
+      </w:r>
+    </w:p>
+    <w:p>
+      <w:pPr>
+        <w:rPr>
+          <w:rFonts w:cstheme="minorHAnsi"/>
+          <w:lang w:val="en-US"/>
+        </w:rPr>
+      </w:pPr>
+      <w:r>
+        <w:rPr>
+          <w:rFonts w:cstheme="minorHAnsi"/>
+          <w:lang w:val="en-US"/>
+        </w:rPr>
+        <w:t xml:space="preserve">Expected Result: </w:t>
+      </w:r>
+    </w:p>
+    <w:p>
+      <w:pPr>
+        <w:rPr>
+          <w:rFonts w:cstheme="minorHAnsi"/>
+          <w:lang w:val="en-US"/>
+        </w:rPr>
+      </w:pPr>
+      <w:r>
+        <w:rPr>
+          <w:rFonts w:cstheme="minorHAnsi"/>
+          <w:lang w:val="en-US"/>
+        </w:rPr>
+        <w:t>400 with validation message</w:t>
+      </w:r>
+    </w:p>
+    <w:p>
+      <w:pPr>
+        <w:rPr>
+          <w:rFonts w:cstheme="minorHAnsi"/>
+          <w:lang w:val="en-US"/>
+        </w:rPr>
+      </w:pPr>
+    </w:p>
+    <w:p>
+      <w:pPr>
+        <w:rPr>
+          <w:rFonts w:cstheme="minorHAnsi"/>
+          <w:lang w:val="en-US"/>
+        </w:rPr>
+      </w:pPr>
+      <w:r>
+        <w:rPr>
+          <w:rFonts w:cstheme="minorHAnsi"/>
+          <w:lang w:val="en-US"/>
+        </w:rPr>
+        <w:t xml:space="preserve">Actual Result: </w:t>
+      </w:r>
+    </w:p>
+    <w:p>
+      <w:pPr>
+        <w:rPr>
+          <w:rFonts w:cstheme="minorHAnsi"/>
+          <w:lang w:val="en-US"/>
+        </w:rPr>
+      </w:pPr>
+      <w:r>
+        <w:rPr>
+          <w:rFonts w:cstheme="minorHAnsi"/>
+          <w:lang w:val="en-US"/>
+        </w:rPr>
+        <w:t>500 with validation message</w:t>
+      </w:r>
+    </w:p>
+    <w:p>
+      <w:pPr>
+        <w:rPr>
+          <w:rFonts w:cstheme="minorHAnsi"/>
+          <w:lang w:val="en-US"/>
+        </w:rPr>
+      </w:pPr>
+    </w:p>
+    <w:p>
+      <w:pPr>
+        <w:rPr>
+          <w:rFonts w:cstheme="minorHAnsi"/>
+          <w:lang w:val="en-US"/>
+        </w:rPr>
+      </w:pPr>
+      <w:r>
+        <w:rPr>
+          <w:rFonts w:cstheme="minorHAnsi"/>
+          <w:lang w:val="en-US"/>
+        </w:rPr>
+        <w:t>Severity: High</w:t>
+      </w:r>
+    </w:p>
+    <w:p>
+      <w:pPr>
+        <w:rPr>
+          <w:rFonts w:cstheme="minorHAnsi"/>
+          <w:lang w:val="en-US"/>
+        </w:rPr>
+      </w:pPr>
+      <w:r>
+        <w:rPr>
+          <w:rFonts w:cstheme="minorHAnsi"/>
+          <w:lang w:val="en-US"/>
+        </w:rPr>
+        <w:t>Priority: High</w:t>
+      </w:r>
+    </w:p>
+    <w:p>
+      <w:pPr>
+        <w:rPr>
+          <w:rFonts w:cstheme="minorHAnsi"/>
+          <w:lang w:val="en-US"/>
+        </w:rPr>
+      </w:pPr>
+      <w:r>
+        <w:rPr>
+          <w:rFonts w:cstheme="minorHAnsi"/>
+          <w:lang w:val="en-US"/>
+        </w:rPr>
+        <w:t>Status: Open</w:t>
+      </w:r>
+    </w:p>
+    <w:p>
+      <w:pPr>
+        <w:rPr>
+          <w:rFonts w:cstheme="minorHAnsi"/>
+          <w:lang w:val="en-US"/>
+        </w:rPr>
+      </w:pPr>
+      <w:r>
+        <w:rPr>
+          <w:rFonts w:cstheme="minorHAnsi"/>
+          <w:lang w:val="en-US"/>
+        </w:rPr>
+        <w:t>Reported By: Amna Liaquat</w:t>
+      </w:r>
+    </w:p>
+    <w:p>
+      <w:pPr>
+        <w:rPr>
+          <w:rFonts w:cstheme="minorHAnsi"/>
+          <w:lang w:val="en-US"/>
+        </w:rPr>
+      </w:pPr>
+      <w:r>
+        <w:rPr>
+          <w:rFonts w:cstheme="minorHAnsi"/>
+          <w:lang w:val="en-US"/>
+        </w:rPr>
+        <w:t>Reported Date: 04-1</w:t>
+      </w:r>
+      <w:r>
+        <w:rPr>
+          <w:rFonts w:cstheme="minorHAnsi"/>
+          <w:lang w:val="en-US"/>
+        </w:rPr>
+        <w:t>8</w:t>
+      </w:r>
+      <w:r>
+        <w:rPr>
+          <w:rFonts w:cstheme="minorHAnsi"/>
+          <w:lang w:val="en-US"/>
+        </w:rPr>
+        <w:t>-2026</w:t>
+      </w:r>
+    </w:p>
+    <w:p>
+      <w:pPr>
+        <w:rPr>
+          <w:rFonts w:cstheme="minorHAnsi"/>
+          <w:sz w:val="28"/>
+          <w:szCs w:val="28"/>
+          <w:lang w:val="en-US"/>
+        </w:rPr>
+      </w:pPr>
+    </w:p>
+    <w:p>
+      <w:pPr>
         <w:rPr>
           <w:rFonts w:asciiTheme="majorHAnsi" w:hAnsiTheme="majorHAnsi" w:cstheme="majorHAnsi"/>
           <w:b/>
@@ -1145,486 +1587,8 @@
           <w:szCs w:val="28"/>
           <w:lang w:val="en-US"/>
         </w:rPr>
-        <w:t>Invalid email formats returns incorrect status code</w:t>
-      </w:r>
-    </w:p>
-    <w:p>
-      <w:pPr>
-        <w:pStyle w:val="p1"/>
-        <w:rPr>
-          <w:rFonts w:asciiTheme="minorHAnsi" w:hAnsiTheme="minorHAnsi" w:cstheme="minorHAnsi"/>
-          <w:sz w:val="24"/>
-          <w:szCs w:val="24"/>
-        </w:rPr>
-      </w:pPr>
-      <w:r>
-        <w:rPr>
-          <w:rFonts w:asciiTheme="minorHAnsi" w:hAnsiTheme="minorHAnsi" w:cstheme="minorHAnsi"/>
-          <w:sz w:val="24"/>
-          <w:szCs w:val="24"/>
-          <w:lang w:val="en-US"/>
-        </w:rPr>
-        <w:t>Description:</w:t>
-      </w:r>
-      <w:r>
-        <w:rPr>
-          <w:rFonts w:cstheme="minorHAnsi"/>
-          <w:lang w:val="en-US"/>
-        </w:rPr>
-        <w:t xml:space="preserve"> </w:t>
-      </w:r>
-      <w:r>
-        <w:rPr>
-          <w:rFonts w:asciiTheme="minorHAnsi" w:hAnsiTheme="minorHAnsi" w:cstheme="minorHAnsi"/>
-          <w:sz w:val="24"/>
-          <w:szCs w:val="24"/>
-        </w:rPr>
-        <w:t>Invalid email (without @ or domain) returns 500 instead of 400.</w:t>
-      </w:r>
-    </w:p>
-    <w:p>
-      <w:pPr>
-        <w:pStyle w:val="p1"/>
-        <w:rPr>
-          <w:rFonts w:asciiTheme="minorHAnsi" w:hAnsiTheme="minorHAnsi" w:cstheme="minorHAnsi"/>
-          <w:sz w:val="24"/>
-          <w:szCs w:val="24"/>
-        </w:rPr>
-      </w:pPr>
-      <w:r>
-        <w:rPr>
-          <w:rFonts w:asciiTheme="minorHAnsi" w:hAnsiTheme="minorHAnsi" w:cstheme="minorHAnsi"/>
-          <w:sz w:val="24"/>
-          <w:szCs w:val="24"/>
-          <w:lang w:val="en-US"/>
-        </w:rPr>
-        <w:t xml:space="preserve">Endpoint: </w:t>
-      </w:r>
-      <w:r>
-        <w:rPr>
-          <w:rFonts w:asciiTheme="minorHAnsi" w:hAnsiTheme="minorHAnsi" w:cstheme="minorHAnsi"/>
-          <w:sz w:val="24"/>
-          <w:szCs w:val="24"/>
-        </w:rPr>
-        <w:t>http://localhost:3000/api/signup</w:t>
-      </w:r>
-    </w:p>
-    <w:p>
-      <w:pPr>
-        <w:rPr>
-          <w:rFonts w:cstheme="minorHAnsi"/>
-          <w:lang w:val="en-US"/>
-        </w:rPr>
-      </w:pPr>
-      <w:r>
-        <w:rPr>
-          <w:rFonts w:cstheme="minorHAnsi"/>
-          <w:lang w:val="en-US"/>
-        </w:rPr>
-        <w:t>Method: POST</w:t>
-      </w:r>
-    </w:p>
-    <w:p>
-      <w:pPr>
-        <w:rPr>
-          <w:rFonts w:cstheme="minorHAnsi"/>
-          <w:lang w:val="en-US"/>
-        </w:rPr>
-      </w:pPr>
-    </w:p>
-    <w:p>
-      <w:pPr>
-        <w:rPr>
-          <w:rFonts w:cstheme="minorHAnsi"/>
-          <w:lang w:val="en-US"/>
-        </w:rPr>
-      </w:pPr>
-      <w:r>
-        <w:rPr>
-          <w:rFonts w:cstheme="minorHAnsi"/>
-          <w:lang w:val="en-US"/>
-        </w:rPr>
-        <w:t>Steps to Reproduce:</w:t>
-      </w:r>
-    </w:p>
-    <w:p>
-      <w:pPr>
-        <w:pStyle w:val="ListParagraph"/>
-        <w:numPr>
-          <w:ilvl w:val="0"/>
-          <w:numId w:val="7"/>
-        </w:numPr>
-        <w:rPr>
-          <w:rFonts w:cstheme="minorHAnsi"/>
-          <w:lang w:val="en-US"/>
-        </w:rPr>
-      </w:pPr>
-      <w:r>
-        <w:rPr>
-          <w:rFonts w:cstheme="minorHAnsi"/>
-          <w:lang w:val="en-US"/>
-        </w:rPr>
-        <w:t xml:space="preserve">Send POST Request </w:t>
-      </w:r>
-      <w:r>
-        <w:rPr>
-          <w:rFonts w:cstheme="minorHAnsi"/>
-          <w:lang w:val="en-US"/>
-        </w:rPr>
-        <w:t>with invalid email format</w:t>
-      </w:r>
-    </w:p>
-    <w:p>
-      <w:pPr>
-        <w:pStyle w:val="ListParagraph"/>
-        <w:numPr>
-          <w:ilvl w:val="0"/>
-          <w:numId w:val="7"/>
-        </w:numPr>
-        <w:rPr>
-          <w:rFonts w:cstheme="minorHAnsi"/>
-          <w:lang w:val="en-US"/>
-        </w:rPr>
-      </w:pPr>
-      <w:r>
-        <w:rPr>
-          <w:rFonts w:cstheme="minorHAnsi"/>
-          <w:lang w:val="en-US"/>
-        </w:rPr>
-        <w:t>Click Send</w:t>
-      </w:r>
-    </w:p>
-    <w:p>
-      <w:pPr>
-        <w:rPr>
-          <w:rFonts w:cstheme="minorHAnsi"/>
-          <w:lang w:val="en-US"/>
-        </w:rPr>
-      </w:pPr>
-    </w:p>
-    <w:p>
-      <w:pPr>
-        <w:rPr>
-          <w:rFonts w:cstheme="minorHAnsi"/>
-          <w:lang w:val="en-US"/>
-        </w:rPr>
-      </w:pPr>
-      <w:r>
-        <w:rPr>
-          <w:rFonts w:cstheme="minorHAnsi"/>
-          <w:lang w:val="en-US"/>
-        </w:rPr>
-        <w:t>Request Body:</w:t>
-      </w:r>
-    </w:p>
-    <w:p>
-      <w:pPr>
-        <w:rPr>
-          <w:rFonts w:cstheme="minorHAnsi"/>
-          <w:lang w:val="en-US"/>
-        </w:rPr>
-      </w:pPr>
-      <w:r>
-        <w:rPr>
-          <w:rFonts w:cstheme="minorHAnsi"/>
-          <w:lang w:val="en-US"/>
-        </w:rPr>
-        <w:t>{</w:t>
-      </w:r>
-    </w:p>
-    <w:p>
-      <w:pPr>
-        <w:rPr>
-          <w:rFonts w:cstheme="minorHAnsi"/>
-          <w:lang w:val="en-US"/>
-        </w:rPr>
-      </w:pPr>
-      <w:r>
-        <w:rPr>
-          <w:rFonts w:cstheme="minorHAnsi"/>
-          <w:lang w:val="en-US"/>
-        </w:rPr>
-        <w:t xml:space="preserve">  "email": "test</w:t>
-      </w:r>
-      <w:r>
-        <w:rPr>
-          <w:rFonts w:cstheme="minorHAnsi"/>
-          <w:lang w:val="en-US"/>
-        </w:rPr>
-        <w:t>@”</w:t>
-      </w:r>
-    </w:p>
-    <w:p>
-      <w:pPr>
-        <w:rPr>
-          <w:rFonts w:cstheme="minorHAnsi"/>
-          <w:lang w:val="en-US"/>
-        </w:rPr>
-      </w:pPr>
-      <w:r>
-        <w:rPr>
-          <w:rFonts w:cstheme="minorHAnsi"/>
-          <w:lang w:val="en-US"/>
-        </w:rPr>
-        <w:t xml:space="preserve">  "</w:t>
-      </w:r>
-      <w:r>
-        <w:rPr>
-          <w:rFonts w:cstheme="minorHAnsi"/>
-          <w:lang w:val="en-US"/>
-        </w:rPr>
-        <w:t>Name</w:t>
-      </w:r>
-      <w:r>
-        <w:rPr>
-          <w:rFonts w:cstheme="minorHAnsi"/>
-          <w:lang w:val="en-US"/>
-        </w:rPr>
-        <w:t>": "</w:t>
-      </w:r>
-      <w:r>
-        <w:rPr>
-          <w:rFonts w:cstheme="minorHAnsi"/>
-          <w:lang w:val="en-US"/>
-        </w:rPr>
-        <w:t>Amna</w:t>
-      </w:r>
-      <w:r>
-        <w:rPr>
-          <w:rFonts w:cstheme="minorHAnsi"/>
-          <w:lang w:val="en-US"/>
-        </w:rPr>
-        <w:t>"</w:t>
-      </w:r>
-      <w:r>
-        <w:rPr>
-          <w:rFonts w:cstheme="minorHAnsi"/>
-          <w:lang w:val="en-US"/>
-        </w:rPr>
-        <w:t>,</w:t>
-      </w:r>
-    </w:p>
-    <w:p>
-      <w:pPr>
-        <w:rPr>
-          <w:rFonts w:cstheme="minorHAnsi"/>
-          <w:lang w:val="en-US"/>
-        </w:rPr>
-      </w:pPr>
-      <w:r>
-        <w:rPr>
-          <w:rFonts w:cstheme="minorHAnsi"/>
-          <w:lang w:val="en-US"/>
-        </w:rPr>
-        <w:t xml:space="preserve">  "password": "123456"</w:t>
-      </w:r>
-    </w:p>
-    <w:p>
-      <w:pPr>
-        <w:rPr>
-          <w:rFonts w:cstheme="minorHAnsi"/>
-          <w:lang w:val="en-US"/>
-        </w:rPr>
-      </w:pPr>
-      <w:r>
-        <w:rPr>
-          <w:rFonts w:cstheme="minorHAnsi"/>
-          <w:lang w:val="en-US"/>
-        </w:rPr>
-        <w:t>}</w:t>
-      </w:r>
-    </w:p>
-    <w:p>
-      <w:pPr>
-        <w:rPr>
-          <w:rFonts w:cstheme="minorHAnsi"/>
-          <w:lang w:val="en-US"/>
-        </w:rPr>
-      </w:pPr>
-      <w:r>
-        <w:rPr>
-          <w:rFonts w:cstheme="minorHAnsi"/>
-          <w:lang w:val="en-US"/>
-        </w:rPr>
-        <w:t xml:space="preserve">Expected Result: </w:t>
-      </w:r>
-    </w:p>
-    <w:p>
-      <w:pPr>
-        <w:rPr>
-          <w:rFonts w:cstheme="minorHAnsi"/>
-          <w:lang w:val="en-US"/>
-        </w:rPr>
-      </w:pPr>
-      <w:r>
-        <w:rPr>
-          <w:rFonts w:cstheme="minorHAnsi"/>
-          <w:lang w:val="en-US"/>
-        </w:rPr>
-        <w:t xml:space="preserve">400 with </w:t>
-      </w:r>
-      <w:r>
-        <w:rPr>
-          <w:rFonts w:cstheme="minorHAnsi"/>
-          <w:lang w:val="en-US"/>
-        </w:rPr>
-        <w:t>validation message</w:t>
-      </w:r>
-    </w:p>
-    <w:p>
-      <w:pPr>
-        <w:rPr>
-          <w:rFonts w:cstheme="minorHAnsi"/>
-          <w:lang w:val="en-US"/>
-        </w:rPr>
-      </w:pPr>
-    </w:p>
-    <w:p>
-      <w:pPr>
-        <w:rPr>
-          <w:rFonts w:cstheme="minorHAnsi"/>
-          <w:lang w:val="en-US"/>
-        </w:rPr>
-      </w:pPr>
-      <w:r>
-        <w:rPr>
-          <w:rFonts w:cstheme="minorHAnsi"/>
-          <w:lang w:val="en-US"/>
-        </w:rPr>
-        <w:t xml:space="preserve">Actual Result: </w:t>
-      </w:r>
-    </w:p>
-    <w:p>
-      <w:pPr>
-        <w:rPr>
-          <w:rFonts w:cstheme="minorHAnsi"/>
-          <w:lang w:val="en-US"/>
-        </w:rPr>
-      </w:pPr>
-      <w:r>
-        <w:rPr>
-          <w:rFonts w:cstheme="minorHAnsi"/>
-          <w:lang w:val="en-US"/>
-        </w:rPr>
-        <w:t xml:space="preserve">500 with </w:t>
-      </w:r>
-      <w:r>
-        <w:rPr>
-          <w:rFonts w:cstheme="minorHAnsi"/>
-          <w:lang w:val="en-US"/>
-        </w:rPr>
-        <w:t>validation message</w:t>
-      </w:r>
-    </w:p>
-    <w:p>
-      <w:pPr>
-        <w:rPr>
-          <w:rFonts w:cstheme="minorHAnsi"/>
-          <w:lang w:val="en-US"/>
-        </w:rPr>
-      </w:pPr>
-    </w:p>
-    <w:p>
-      <w:pPr>
-        <w:rPr>
-          <w:rFonts w:cstheme="minorHAnsi"/>
-          <w:lang w:val="en-US"/>
-        </w:rPr>
-      </w:pPr>
-      <w:r>
-        <w:rPr>
-          <w:rFonts w:cstheme="minorHAnsi"/>
-          <w:lang w:val="en-US"/>
-        </w:rPr>
-        <w:t>Severity: High</w:t>
-      </w:r>
-    </w:p>
-    <w:p>
-      <w:pPr>
-        <w:rPr>
-          <w:rFonts w:cstheme="minorHAnsi"/>
-          <w:lang w:val="en-US"/>
-        </w:rPr>
-      </w:pPr>
-      <w:r>
-        <w:rPr>
-          <w:rFonts w:cstheme="minorHAnsi"/>
-          <w:lang w:val="en-US"/>
-        </w:rPr>
-        <w:t>Priority: High</w:t>
-      </w:r>
-    </w:p>
-    <w:p>
-      <w:pPr>
-        <w:rPr>
-          <w:rFonts w:cstheme="minorHAnsi"/>
-          <w:lang w:val="en-US"/>
-        </w:rPr>
-      </w:pPr>
-      <w:r>
-        <w:rPr>
-          <w:rFonts w:cstheme="minorHAnsi"/>
-          <w:lang w:val="en-US"/>
-        </w:rPr>
-        <w:t>Status: Open</w:t>
-      </w:r>
-    </w:p>
-    <w:p>
-      <w:pPr>
-        <w:rPr>
-          <w:rFonts w:cstheme="minorHAnsi"/>
-          <w:lang w:val="en-US"/>
-        </w:rPr>
-      </w:pPr>
-      <w:r>
-        <w:rPr>
-          <w:rFonts w:cstheme="minorHAnsi"/>
-          <w:lang w:val="en-US"/>
-        </w:rPr>
-        <w:t>Reported By: Amna Liaquat</w:t>
-      </w:r>
-    </w:p>
-    <w:p>
-      <w:pPr>
-        <w:rPr>
-          <w:rFonts w:cstheme="minorHAnsi"/>
-          <w:lang w:val="en-US"/>
-        </w:rPr>
-      </w:pPr>
-      <w:r>
-        <w:rPr>
-          <w:rFonts w:cstheme="minorHAnsi"/>
-          <w:lang w:val="en-US"/>
-        </w:rPr>
-        <w:t>Reported Date: 04-1</w:t>
-      </w:r>
-      <w:r>
-        <w:rPr>
-          <w:rFonts w:cstheme="minorHAnsi"/>
-          <w:lang w:val="en-US"/>
-        </w:rPr>
-        <w:t>8</w:t>
-      </w:r>
-      <w:r>
-        <w:rPr>
-          <w:rFonts w:cstheme="minorHAnsi"/>
-          <w:lang w:val="en-US"/>
-        </w:rPr>
-        <w:t>-2026</w:t>
-      </w:r>
-    </w:p>
-    <w:p>
-      <w:pPr>
-        <w:rPr>
-          <w:rFonts w:cstheme="minorHAnsi"/>
-          <w:sz w:val="28"/>
-          <w:szCs w:val="28"/>
-          <w:lang w:val="en-US"/>
-        </w:rPr>
-      </w:pPr>
-    </w:p>
-    <w:p>
-      <w:pPr>
+      </w:pPr>
+      <w:r>
         <w:rPr>
           <w:rFonts w:asciiTheme="majorHAnsi" w:hAnsiTheme="majorHAnsi" w:cstheme="majorHAnsi"/>
           <w:b/>
@@ -1633,7 +1597,8 @@
           <w:szCs w:val="28"/>
           <w:lang w:val="en-US"/>
         </w:rPr>
-      </w:pPr>
+        <w:t>BUG_00</w:t>
+      </w:r>
       <w:r>
         <w:rPr>
           <w:rFonts w:asciiTheme="majorHAnsi" w:hAnsiTheme="majorHAnsi" w:cstheme="majorHAnsi"/>
@@ -1643,7 +1608,7 @@
           <w:szCs w:val="28"/>
           <w:lang w:val="en-US"/>
         </w:rPr>
-        <w:t>BUG_00</w:t>
+        <w:t>4</w:t>
       </w:r>
       <w:r>
         <w:rPr>
@@ -1654,7 +1619,7 @@
           <w:szCs w:val="28"/>
           <w:lang w:val="en-US"/>
         </w:rPr>
-        <w:t>4</w:t>
+        <w:t xml:space="preserve">: </w:t>
       </w:r>
       <w:r>
         <w:rPr>
@@ -1665,8 +1630,494 @@
           <w:szCs w:val="28"/>
           <w:lang w:val="en-US"/>
         </w:rPr>
-        <w:t xml:space="preserve">: </w:t>
-      </w:r>
+        <w:t>Duplicate user registration returns incorrect status code</w:t>
+      </w:r>
+    </w:p>
+    <w:p>
+      <w:pPr>
+        <w:pStyle w:val="p1"/>
+        <w:rPr>
+          <w:rFonts w:asciiTheme="minorHAnsi" w:hAnsiTheme="minorHAnsi" w:cstheme="minorHAnsi"/>
+          <w:sz w:val="24"/>
+          <w:szCs w:val="24"/>
+        </w:rPr>
+      </w:pPr>
+      <w:r>
+        <w:rPr>
+          <w:rFonts w:asciiTheme="minorHAnsi" w:hAnsiTheme="minorHAnsi" w:cstheme="minorHAnsi"/>
+          <w:sz w:val="24"/>
+          <w:szCs w:val="24"/>
+          <w:lang w:val="en-US"/>
+        </w:rPr>
+        <w:t xml:space="preserve">Description: </w:t>
+      </w:r>
+      <w:r>
+        <w:rPr>
+          <w:rFonts w:asciiTheme="minorHAnsi" w:hAnsiTheme="minorHAnsi" w:cstheme="minorHAnsi"/>
+          <w:sz w:val="24"/>
+          <w:szCs w:val="24"/>
+        </w:rPr>
+        <w:t>API returns 400 instead of 409 Conflict when registering existing user.</w:t>
+      </w:r>
+    </w:p>
+    <w:p>
+      <w:pPr>
+        <w:pStyle w:val="p1"/>
+        <w:rPr>
+          <w:rFonts w:asciiTheme="minorHAnsi" w:hAnsiTheme="minorHAnsi" w:cstheme="minorHAnsi"/>
+          <w:sz w:val="24"/>
+          <w:szCs w:val="24"/>
+        </w:rPr>
+      </w:pPr>
+      <w:r>
+        <w:rPr>
+          <w:rFonts w:asciiTheme="minorHAnsi" w:hAnsiTheme="minorHAnsi" w:cstheme="minorHAnsi"/>
+          <w:sz w:val="24"/>
+          <w:szCs w:val="24"/>
+          <w:lang w:val="en-US"/>
+        </w:rPr>
+        <w:t xml:space="preserve">Endpoint: </w:t>
+      </w:r>
+      <w:r>
+        <w:rPr>
+          <w:rFonts w:asciiTheme="minorHAnsi" w:hAnsiTheme="minorHAnsi" w:cstheme="minorHAnsi"/>
+          <w:sz w:val="24"/>
+          <w:szCs w:val="24"/>
+        </w:rPr>
+        <w:t>http://localhost:3000/api/signup</w:t>
+      </w:r>
+    </w:p>
+    <w:p>
+      <w:pPr>
+        <w:rPr>
+          <w:rFonts w:cstheme="minorHAnsi"/>
+          <w:lang w:val="en-US"/>
+        </w:rPr>
+      </w:pPr>
+      <w:r>
+        <w:rPr>
+          <w:rFonts w:cstheme="minorHAnsi"/>
+          <w:lang w:val="en-US"/>
+        </w:rPr>
+        <w:t>Method: POST</w:t>
+      </w:r>
+    </w:p>
+    <w:p>
+      <w:pPr>
+        <w:rPr>
+          <w:rFonts w:cstheme="minorHAnsi"/>
+          <w:lang w:val="en-US"/>
+        </w:rPr>
+      </w:pPr>
+    </w:p>
+    <w:p>
+      <w:pPr>
+        <w:rPr>
+          <w:rFonts w:cstheme="minorHAnsi"/>
+          <w:lang w:val="en-US"/>
+        </w:rPr>
+      </w:pPr>
+      <w:r>
+        <w:rPr>
+          <w:rFonts w:cstheme="minorHAnsi"/>
+          <w:lang w:val="en-US"/>
+        </w:rPr>
+        <w:t>Steps to Reproduce:</w:t>
+      </w:r>
+    </w:p>
+    <w:p>
+      <w:pPr>
+        <w:pStyle w:val="ListParagraph"/>
+        <w:numPr>
+          <w:ilvl w:val="0"/>
+          <w:numId w:val="8"/>
+        </w:numPr>
+        <w:rPr>
+          <w:rFonts w:cstheme="minorHAnsi"/>
+          <w:lang w:val="en-US"/>
+        </w:rPr>
+      </w:pPr>
+      <w:r>
+        <w:rPr>
+          <w:rFonts w:cstheme="minorHAnsi"/>
+          <w:lang w:val="en-US"/>
+        </w:rPr>
+        <w:t>Send POST Request with</w:t>
+      </w:r>
+      <w:r>
+        <w:rPr>
+          <w:rFonts w:cstheme="minorHAnsi"/>
+          <w:lang w:val="en-US"/>
+        </w:rPr>
+        <w:t xml:space="preserve"> same JSON data</w:t>
+      </w:r>
+    </w:p>
+    <w:p>
+      <w:pPr>
+        <w:pStyle w:val="ListParagraph"/>
+        <w:numPr>
+          <w:ilvl w:val="0"/>
+          <w:numId w:val="8"/>
+        </w:numPr>
+        <w:rPr>
+          <w:rFonts w:cstheme="minorHAnsi"/>
+          <w:lang w:val="en-US"/>
+        </w:rPr>
+      </w:pPr>
+      <w:r>
+        <w:rPr>
+          <w:rFonts w:cstheme="minorHAnsi"/>
+          <w:lang w:val="en-US"/>
+        </w:rPr>
+        <w:t>Click Send</w:t>
+      </w:r>
+    </w:p>
+    <w:p>
+      <w:pPr>
+        <w:rPr>
+          <w:rFonts w:cstheme="minorHAnsi"/>
+          <w:lang w:val="en-US"/>
+        </w:rPr>
+      </w:pPr>
+    </w:p>
+    <w:p>
+      <w:pPr>
+        <w:rPr>
+          <w:rFonts w:cstheme="minorHAnsi"/>
+          <w:lang w:val="en-US"/>
+        </w:rPr>
+      </w:pPr>
+      <w:r>
+        <w:rPr>
+          <w:rFonts w:cstheme="minorHAnsi"/>
+          <w:lang w:val="en-US"/>
+        </w:rPr>
+        <w:t>Request Body:</w:t>
+      </w:r>
+    </w:p>
+    <w:p>
+      <w:pPr>
+        <w:rPr>
+          <w:rFonts w:cstheme="minorHAnsi"/>
+          <w:lang w:val="en-US"/>
+        </w:rPr>
+      </w:pPr>
+      <w:r>
+        <w:rPr>
+          <w:rFonts w:cstheme="minorHAnsi"/>
+          <w:lang w:val="en-US"/>
+        </w:rPr>
+        <w:t>{</w:t>
+      </w:r>
+    </w:p>
+    <w:p>
+      <w:pPr>
+        <w:rPr>
+          <w:rFonts w:cstheme="minorHAnsi"/>
+          <w:lang w:val="en-US"/>
+        </w:rPr>
+      </w:pPr>
+      <w:r>
+        <w:rPr>
+          <w:rFonts w:cstheme="minorHAnsi"/>
+          <w:lang w:val="en-US"/>
+        </w:rPr>
+        <w:t xml:space="preserve">  "email": "test</w:t>
+      </w:r>
+      <w:r>
+        <w:rPr>
+          <w:rFonts w:cstheme="minorHAnsi"/>
+          <w:lang w:val="en-US"/>
+        </w:rPr>
+        <w:t>@</w:t>
+      </w:r>
+      <w:r>
+        <w:rPr>
+          <w:rFonts w:cstheme="minorHAnsi"/>
+          <w:lang w:val="en-US"/>
+        </w:rPr>
+        <w:t>gmail.com</w:t>
+      </w:r>
+      <w:r>
+        <w:rPr>
+          <w:rFonts w:cstheme="minorHAnsi"/>
+          <w:lang w:val="en-US"/>
+        </w:rPr>
+        <w:t>”</w:t>
+      </w:r>
+    </w:p>
+    <w:p>
+      <w:pPr>
+        <w:rPr>
+          <w:rFonts w:cstheme="minorHAnsi"/>
+          <w:lang w:val="en-US"/>
+        </w:rPr>
+      </w:pPr>
+      <w:r>
+        <w:rPr>
+          <w:rFonts w:cstheme="minorHAnsi"/>
+          <w:lang w:val="en-US"/>
+        </w:rPr>
+        <w:t xml:space="preserve">  "</w:t>
+      </w:r>
+      <w:r>
+        <w:rPr>
+          <w:rFonts w:cstheme="minorHAnsi"/>
+          <w:lang w:val="en-US"/>
+        </w:rPr>
+        <w:t>Name</w:t>
+      </w:r>
+      <w:r>
+        <w:rPr>
+          <w:rFonts w:cstheme="minorHAnsi"/>
+          <w:lang w:val="en-US"/>
+        </w:rPr>
+        <w:t>": "</w:t>
+      </w:r>
+      <w:r>
+        <w:rPr>
+          <w:rFonts w:cstheme="minorHAnsi"/>
+          <w:lang w:val="en-US"/>
+        </w:rPr>
+        <w:t>Amna</w:t>
+      </w:r>
+      <w:r>
+        <w:rPr>
+          <w:rFonts w:cstheme="minorHAnsi"/>
+          <w:lang w:val="en-US"/>
+        </w:rPr>
+        <w:t>"</w:t>
+      </w:r>
+      <w:r>
+        <w:rPr>
+          <w:rFonts w:cstheme="minorHAnsi"/>
+          <w:lang w:val="en-US"/>
+        </w:rPr>
+        <w:t>,</w:t>
+      </w:r>
+    </w:p>
+    <w:p>
+      <w:pPr>
+        <w:rPr>
+          <w:rFonts w:cstheme="minorHAnsi"/>
+          <w:lang w:val="en-US"/>
+        </w:rPr>
+      </w:pPr>
+      <w:r>
+        <w:rPr>
+          <w:rFonts w:cstheme="minorHAnsi"/>
+          <w:lang w:val="en-US"/>
+        </w:rPr>
+        <w:t xml:space="preserve">  "password": "123456"</w:t>
+      </w:r>
+    </w:p>
+    <w:p>
+      <w:pPr>
+        <w:rPr>
+          <w:rFonts w:cstheme="minorHAnsi"/>
+          <w:lang w:val="en-US"/>
+        </w:rPr>
+      </w:pPr>
+      <w:r>
+        <w:rPr>
+          <w:rFonts w:cstheme="minorHAnsi"/>
+          <w:lang w:val="en-US"/>
+        </w:rPr>
+        <w:t>}</w:t>
+      </w:r>
+    </w:p>
+    <w:p>
+      <w:pPr>
+        <w:rPr>
+          <w:rFonts w:cstheme="minorHAnsi"/>
+          <w:lang w:val="en-US"/>
+        </w:rPr>
+      </w:pPr>
+      <w:r>
+        <w:rPr>
+          <w:rFonts w:cstheme="minorHAnsi"/>
+          <w:lang w:val="en-US"/>
+        </w:rPr>
+        <w:t xml:space="preserve">Expected Result: </w:t>
+      </w:r>
+    </w:p>
+    <w:p>
+      <w:pPr>
+        <w:pStyle w:val="p1"/>
+        <w:rPr>
+          <w:rFonts w:asciiTheme="minorHAnsi" w:hAnsiTheme="minorHAnsi" w:cstheme="minorHAnsi"/>
+          <w:sz w:val="24"/>
+          <w:szCs w:val="24"/>
+        </w:rPr>
+      </w:pPr>
+      <w:r>
+        <w:rPr>
+          <w:rFonts w:asciiTheme="minorHAnsi" w:hAnsiTheme="minorHAnsi" w:cstheme="minorHAnsi"/>
+          <w:sz w:val="24"/>
+          <w:szCs w:val="24"/>
+        </w:rPr>
+        <w:t>409 Conflict with “User already exists”</w:t>
+      </w:r>
+    </w:p>
+    <w:p>
+      <w:pPr>
+        <w:rPr>
+          <w:rFonts w:cstheme="minorHAnsi"/>
+          <w:lang w:val="en-US"/>
+        </w:rPr>
+      </w:pPr>
+    </w:p>
+    <w:p>
+      <w:pPr>
+        <w:rPr>
+          <w:rFonts w:cstheme="minorHAnsi"/>
+          <w:lang w:val="en-US"/>
+        </w:rPr>
+      </w:pPr>
+      <w:r>
+        <w:rPr>
+          <w:rFonts w:cstheme="minorHAnsi"/>
+          <w:lang w:val="en-US"/>
+        </w:rPr>
+        <w:t xml:space="preserve">Actual Result: </w:t>
+      </w:r>
+    </w:p>
+    <w:p>
+      <w:pPr>
+        <w:pStyle w:val="p1"/>
+        <w:rPr>
+          <w:rFonts w:asciiTheme="minorHAnsi" w:hAnsiTheme="minorHAnsi" w:cstheme="minorHAnsi"/>
+          <w:sz w:val="24"/>
+          <w:szCs w:val="24"/>
+        </w:rPr>
+      </w:pPr>
+      <w:r>
+        <w:rPr>
+          <w:rFonts w:asciiTheme="minorHAnsi" w:hAnsiTheme="minorHAnsi" w:cstheme="minorHAnsi"/>
+          <w:sz w:val="24"/>
+          <w:szCs w:val="24"/>
+        </w:rPr>
+        <w:t>400 with correct message</w:t>
+      </w:r>
+    </w:p>
+    <w:p>
+      <w:pPr>
+        <w:rPr>
+          <w:rFonts w:cstheme="minorHAnsi"/>
+          <w:lang w:val="en-US"/>
+        </w:rPr>
+      </w:pPr>
+    </w:p>
+    <w:p>
+      <w:pPr>
+        <w:rPr>
+          <w:rFonts w:cstheme="minorHAnsi"/>
+          <w:lang w:val="en-US"/>
+        </w:rPr>
+      </w:pPr>
+      <w:r>
+        <w:rPr>
+          <w:rFonts w:cstheme="minorHAnsi"/>
+          <w:lang w:val="en-US"/>
+        </w:rPr>
+        <w:t xml:space="preserve">Severity: </w:t>
+      </w:r>
+      <w:r>
+        <w:rPr>
+          <w:rFonts w:cstheme="minorHAnsi"/>
+          <w:lang w:val="en-US"/>
+        </w:rPr>
+        <w:t>Medium</w:t>
+      </w:r>
+    </w:p>
+    <w:p>
+      <w:pPr>
+        <w:rPr>
+          <w:rFonts w:cstheme="minorHAnsi"/>
+          <w:lang w:val="en-US"/>
+        </w:rPr>
+      </w:pPr>
+      <w:r>
+        <w:rPr>
+          <w:rFonts w:cstheme="minorHAnsi"/>
+          <w:lang w:val="en-US"/>
+        </w:rPr>
+        <w:t>Priority: High</w:t>
+      </w:r>
+    </w:p>
+    <w:p>
+      <w:pPr>
+        <w:rPr>
+          <w:rFonts w:cstheme="minorHAnsi"/>
+          <w:lang w:val="en-US"/>
+        </w:rPr>
+      </w:pPr>
+      <w:r>
+        <w:rPr>
+          <w:rFonts w:cstheme="minorHAnsi"/>
+          <w:lang w:val="en-US"/>
+        </w:rPr>
+        <w:t>Status: Open</w:t>
+      </w:r>
+    </w:p>
+    <w:p>
+      <w:pPr>
+        <w:rPr>
+          <w:rFonts w:cstheme="minorHAnsi"/>
+          <w:lang w:val="en-US"/>
+        </w:rPr>
+      </w:pPr>
+      <w:r>
+        <w:rPr>
+          <w:rFonts w:cstheme="minorHAnsi"/>
+          <w:lang w:val="en-US"/>
+        </w:rPr>
+        <w:t>Reported By: Amna Liaquat</w:t>
+      </w:r>
+    </w:p>
+    <w:p>
+      <w:pPr>
+        <w:rPr>
+          <w:rFonts w:cstheme="minorHAnsi"/>
+          <w:lang w:val="en-US"/>
+        </w:rPr>
+      </w:pPr>
+      <w:r>
+        <w:rPr>
+          <w:rFonts w:cstheme="minorHAnsi"/>
+          <w:lang w:val="en-US"/>
+        </w:rPr>
+        <w:t>Reported Date: 04-1</w:t>
+      </w:r>
+      <w:r>
+        <w:rPr>
+          <w:rFonts w:cstheme="minorHAnsi"/>
+          <w:lang w:val="en-US"/>
+        </w:rPr>
+        <w:t>8</w:t>
+      </w:r>
+      <w:r>
+        <w:rPr>
+          <w:rFonts w:cstheme="minorHAnsi"/>
+          <w:lang w:val="en-US"/>
+        </w:rPr>
+        <w:t>-2026</w:t>
+      </w:r>
+    </w:p>
+    <w:p>
+      <w:pPr>
+        <w:rPr>
+          <w:rFonts w:cstheme="minorHAnsi"/>
+          <w:sz w:val="28"/>
+          <w:szCs w:val="28"/>
+          <w:lang w:val="en-US"/>
+        </w:rPr>
+      </w:pPr>
+    </w:p>
+    <w:p>
+      <w:pPr>
+        <w:pStyle w:val="p1"/>
+      </w:pPr>
       <w:r>
         <w:rPr>
           <w:rFonts w:asciiTheme="majorHAnsi" w:hAnsiTheme="majorHAnsi" w:cstheme="majorHAnsi"/>
@@ -1676,494 +2127,8 @@
           <w:szCs w:val="28"/>
           <w:lang w:val="en-US"/>
         </w:rPr>
-        <w:t>Duplicate user registration returns incorrect status code</w:t>
-      </w:r>
-    </w:p>
-    <w:p>
-      <w:pPr>
-        <w:pStyle w:val="p1"/>
-        <w:rPr>
-          <w:rFonts w:asciiTheme="minorHAnsi" w:hAnsiTheme="minorHAnsi" w:cstheme="minorHAnsi"/>
-          <w:sz w:val="24"/>
-          <w:szCs w:val="24"/>
-        </w:rPr>
-      </w:pPr>
-      <w:r>
-        <w:rPr>
-          <w:rFonts w:asciiTheme="minorHAnsi" w:hAnsiTheme="minorHAnsi" w:cstheme="minorHAnsi"/>
-          <w:sz w:val="24"/>
-          <w:szCs w:val="24"/>
-          <w:lang w:val="en-US"/>
-        </w:rPr>
-        <w:t xml:space="preserve">Description: </w:t>
-      </w:r>
-      <w:r>
-        <w:rPr>
-          <w:rFonts w:asciiTheme="minorHAnsi" w:hAnsiTheme="minorHAnsi" w:cstheme="minorHAnsi"/>
-          <w:sz w:val="24"/>
-          <w:szCs w:val="24"/>
-        </w:rPr>
-        <w:t>API returns 400 instead of 409 Conflict when registering existing user.</w:t>
-      </w:r>
-    </w:p>
-    <w:p>
-      <w:pPr>
-        <w:pStyle w:val="p1"/>
-        <w:rPr>
-          <w:rFonts w:asciiTheme="minorHAnsi" w:hAnsiTheme="minorHAnsi" w:cstheme="minorHAnsi"/>
-          <w:sz w:val="24"/>
-          <w:szCs w:val="24"/>
-        </w:rPr>
-      </w:pPr>
-      <w:r>
-        <w:rPr>
-          <w:rFonts w:asciiTheme="minorHAnsi" w:hAnsiTheme="minorHAnsi" w:cstheme="minorHAnsi"/>
-          <w:sz w:val="24"/>
-          <w:szCs w:val="24"/>
-          <w:lang w:val="en-US"/>
-        </w:rPr>
-        <w:t xml:space="preserve">Endpoint: </w:t>
-      </w:r>
-      <w:r>
-        <w:rPr>
-          <w:rFonts w:asciiTheme="minorHAnsi" w:hAnsiTheme="minorHAnsi" w:cstheme="minorHAnsi"/>
-          <w:sz w:val="24"/>
-          <w:szCs w:val="24"/>
-        </w:rPr>
-        <w:t>http://localhost:3000/api/signup</w:t>
-      </w:r>
-    </w:p>
-    <w:p>
-      <w:pPr>
-        <w:rPr>
-          <w:rFonts w:cstheme="minorHAnsi"/>
-          <w:lang w:val="en-US"/>
-        </w:rPr>
-      </w:pPr>
-      <w:r>
-        <w:rPr>
-          <w:rFonts w:cstheme="minorHAnsi"/>
-          <w:lang w:val="en-US"/>
-        </w:rPr>
-        <w:t>Method: POST</w:t>
-      </w:r>
-    </w:p>
-    <w:p>
-      <w:pPr>
-        <w:rPr>
-          <w:rFonts w:cstheme="minorHAnsi"/>
-          <w:lang w:val="en-US"/>
-        </w:rPr>
-      </w:pPr>
-    </w:p>
-    <w:p>
-      <w:pPr>
-        <w:rPr>
-          <w:rFonts w:cstheme="minorHAnsi"/>
-          <w:lang w:val="en-US"/>
-        </w:rPr>
-      </w:pPr>
-      <w:r>
-        <w:rPr>
-          <w:rFonts w:cstheme="minorHAnsi"/>
-          <w:lang w:val="en-US"/>
-        </w:rPr>
-        <w:t>Steps to Reproduce:</w:t>
-      </w:r>
-    </w:p>
-    <w:p>
-      <w:pPr>
-        <w:pStyle w:val="ListParagraph"/>
-        <w:numPr>
-          <w:ilvl w:val="0"/>
-          <w:numId w:val="8"/>
-        </w:numPr>
-        <w:rPr>
-          <w:rFonts w:cstheme="minorHAnsi"/>
-          <w:lang w:val="en-US"/>
-        </w:rPr>
-      </w:pPr>
-      <w:r>
-        <w:rPr>
-          <w:rFonts w:cstheme="minorHAnsi"/>
-          <w:lang w:val="en-US"/>
-        </w:rPr>
-        <w:t>Send POST Request with</w:t>
-      </w:r>
-      <w:r>
-        <w:rPr>
-          <w:rFonts w:cstheme="minorHAnsi"/>
-          <w:lang w:val="en-US"/>
-        </w:rPr>
-        <w:t xml:space="preserve"> same JSON data</w:t>
-      </w:r>
-    </w:p>
-    <w:p>
-      <w:pPr>
-        <w:pStyle w:val="ListParagraph"/>
-        <w:numPr>
-          <w:ilvl w:val="0"/>
-          <w:numId w:val="8"/>
-        </w:numPr>
-        <w:rPr>
-          <w:rFonts w:cstheme="minorHAnsi"/>
-          <w:lang w:val="en-US"/>
-        </w:rPr>
-      </w:pPr>
-      <w:r>
-        <w:rPr>
-          <w:rFonts w:cstheme="minorHAnsi"/>
-          <w:lang w:val="en-US"/>
-        </w:rPr>
-        <w:t>Click Send</w:t>
-      </w:r>
-    </w:p>
-    <w:p>
-      <w:pPr>
-        <w:rPr>
-          <w:rFonts w:cstheme="minorHAnsi"/>
-          <w:lang w:val="en-US"/>
-        </w:rPr>
-      </w:pPr>
-    </w:p>
-    <w:p>
-      <w:pPr>
-        <w:rPr>
-          <w:rFonts w:cstheme="minorHAnsi"/>
-          <w:lang w:val="en-US"/>
-        </w:rPr>
-      </w:pPr>
-      <w:r>
-        <w:rPr>
-          <w:rFonts w:cstheme="minorHAnsi"/>
-          <w:lang w:val="en-US"/>
-        </w:rPr>
-        <w:t>Request Body:</w:t>
-      </w:r>
-    </w:p>
-    <w:p>
-      <w:pPr>
-        <w:rPr>
-          <w:rFonts w:cstheme="minorHAnsi"/>
-          <w:lang w:val="en-US"/>
-        </w:rPr>
-      </w:pPr>
-      <w:r>
-        <w:rPr>
-          <w:rFonts w:cstheme="minorHAnsi"/>
-          <w:lang w:val="en-US"/>
-        </w:rPr>
-        <w:t>{</w:t>
-      </w:r>
-    </w:p>
-    <w:p>
-      <w:pPr>
-        <w:rPr>
-          <w:rFonts w:cstheme="minorHAnsi"/>
-          <w:lang w:val="en-US"/>
-        </w:rPr>
-      </w:pPr>
-      <w:r>
-        <w:rPr>
-          <w:rFonts w:cstheme="minorHAnsi"/>
-          <w:lang w:val="en-US"/>
-        </w:rPr>
-        <w:t xml:space="preserve">  "email": "test</w:t>
-      </w:r>
-      <w:r>
-        <w:rPr>
-          <w:rFonts w:cstheme="minorHAnsi"/>
-          <w:lang w:val="en-US"/>
-        </w:rPr>
-        <w:t>@</w:t>
-      </w:r>
-      <w:r>
-        <w:rPr>
-          <w:rFonts w:cstheme="minorHAnsi"/>
-          <w:lang w:val="en-US"/>
-        </w:rPr>
-        <w:t>gmail.com</w:t>
-      </w:r>
-      <w:r>
-        <w:rPr>
-          <w:rFonts w:cstheme="minorHAnsi"/>
-          <w:lang w:val="en-US"/>
-        </w:rPr>
-        <w:t>”</w:t>
-      </w:r>
-    </w:p>
-    <w:p>
-      <w:pPr>
-        <w:rPr>
-          <w:rFonts w:cstheme="minorHAnsi"/>
-          <w:lang w:val="en-US"/>
-        </w:rPr>
-      </w:pPr>
-      <w:r>
-        <w:rPr>
-          <w:rFonts w:cstheme="minorHAnsi"/>
-          <w:lang w:val="en-US"/>
-        </w:rPr>
-        <w:t xml:space="preserve">  "</w:t>
-      </w:r>
-      <w:r>
-        <w:rPr>
-          <w:rFonts w:cstheme="minorHAnsi"/>
-          <w:lang w:val="en-US"/>
-        </w:rPr>
-        <w:t>Name</w:t>
-      </w:r>
-      <w:r>
-        <w:rPr>
-          <w:rFonts w:cstheme="minorHAnsi"/>
-          <w:lang w:val="en-US"/>
-        </w:rPr>
-        <w:t>": "</w:t>
-      </w:r>
-      <w:r>
-        <w:rPr>
-          <w:rFonts w:cstheme="minorHAnsi"/>
-          <w:lang w:val="en-US"/>
-        </w:rPr>
-        <w:t>Amna</w:t>
-      </w:r>
-      <w:r>
-        <w:rPr>
-          <w:rFonts w:cstheme="minorHAnsi"/>
-          <w:lang w:val="en-US"/>
-        </w:rPr>
-        <w:t>"</w:t>
-      </w:r>
-      <w:r>
-        <w:rPr>
-          <w:rFonts w:cstheme="minorHAnsi"/>
-          <w:lang w:val="en-US"/>
-        </w:rPr>
-        <w:t>,</w:t>
-      </w:r>
-    </w:p>
-    <w:p>
-      <w:pPr>
-        <w:rPr>
-          <w:rFonts w:cstheme="minorHAnsi"/>
-          <w:lang w:val="en-US"/>
-        </w:rPr>
-      </w:pPr>
-      <w:r>
-        <w:rPr>
-          <w:rFonts w:cstheme="minorHAnsi"/>
-          <w:lang w:val="en-US"/>
-        </w:rPr>
-        <w:t xml:space="preserve">  "password": "123456"</w:t>
-      </w:r>
-    </w:p>
-    <w:p>
-      <w:pPr>
-        <w:rPr>
-          <w:rFonts w:cstheme="minorHAnsi"/>
-          <w:lang w:val="en-US"/>
-        </w:rPr>
-      </w:pPr>
-      <w:r>
-        <w:rPr>
-          <w:rFonts w:cstheme="minorHAnsi"/>
-          <w:lang w:val="en-US"/>
-        </w:rPr>
-        <w:t>}</w:t>
-      </w:r>
-    </w:p>
-    <w:p>
-      <w:pPr>
-        <w:rPr>
-          <w:rFonts w:cstheme="minorHAnsi"/>
-          <w:lang w:val="en-US"/>
-        </w:rPr>
-      </w:pPr>
-      <w:r>
-        <w:rPr>
-          <w:rFonts w:cstheme="minorHAnsi"/>
-          <w:lang w:val="en-US"/>
-        </w:rPr>
-        <w:t xml:space="preserve">Expected Result: </w:t>
-      </w:r>
-    </w:p>
-    <w:p>
-      <w:pPr>
-        <w:pStyle w:val="p1"/>
-        <w:rPr>
-          <w:rFonts w:asciiTheme="minorHAnsi" w:hAnsiTheme="minorHAnsi" w:cstheme="minorHAnsi"/>
-          <w:sz w:val="24"/>
-          <w:szCs w:val="24"/>
-        </w:rPr>
-      </w:pPr>
-      <w:r>
-        <w:rPr>
-          <w:rFonts w:asciiTheme="minorHAnsi" w:hAnsiTheme="minorHAnsi" w:cstheme="minorHAnsi"/>
-          <w:sz w:val="24"/>
-          <w:szCs w:val="24"/>
-        </w:rPr>
-        <w:t>409 Conflict with “User already exists”</w:t>
-      </w:r>
-    </w:p>
-    <w:p>
-      <w:pPr>
-        <w:rPr>
-          <w:rFonts w:cstheme="minorHAnsi"/>
-          <w:lang w:val="en-US"/>
-        </w:rPr>
-      </w:pPr>
-    </w:p>
-    <w:p>
-      <w:pPr>
-        <w:rPr>
-          <w:rFonts w:cstheme="minorHAnsi"/>
-          <w:lang w:val="en-US"/>
-        </w:rPr>
-      </w:pPr>
-      <w:r>
-        <w:rPr>
-          <w:rFonts w:cstheme="minorHAnsi"/>
-          <w:lang w:val="en-US"/>
-        </w:rPr>
-        <w:t xml:space="preserve">Actual Result: </w:t>
-      </w:r>
-    </w:p>
-    <w:p>
-      <w:pPr>
-        <w:pStyle w:val="p1"/>
-        <w:rPr>
-          <w:rFonts w:asciiTheme="minorHAnsi" w:hAnsiTheme="minorHAnsi" w:cstheme="minorHAnsi"/>
-          <w:sz w:val="24"/>
-          <w:szCs w:val="24"/>
-        </w:rPr>
-      </w:pPr>
-      <w:r>
-        <w:rPr>
-          <w:rFonts w:asciiTheme="minorHAnsi" w:hAnsiTheme="minorHAnsi" w:cstheme="minorHAnsi"/>
-          <w:sz w:val="24"/>
-          <w:szCs w:val="24"/>
-        </w:rPr>
-        <w:t>400 with correct message</w:t>
-      </w:r>
-    </w:p>
-    <w:p>
-      <w:pPr>
-        <w:rPr>
-          <w:rFonts w:cstheme="minorHAnsi"/>
-          <w:lang w:val="en-US"/>
-        </w:rPr>
-      </w:pPr>
-    </w:p>
-    <w:p>
-      <w:pPr>
-        <w:rPr>
-          <w:rFonts w:cstheme="minorHAnsi"/>
-          <w:lang w:val="en-US"/>
-        </w:rPr>
-      </w:pPr>
-      <w:r>
-        <w:rPr>
-          <w:rFonts w:cstheme="minorHAnsi"/>
-          <w:lang w:val="en-US"/>
-        </w:rPr>
-        <w:t xml:space="preserve">Severity: </w:t>
-      </w:r>
-      <w:r>
-        <w:rPr>
-          <w:rFonts w:cstheme="minorHAnsi"/>
-          <w:lang w:val="en-US"/>
-        </w:rPr>
-        <w:t>Medium</w:t>
-      </w:r>
-    </w:p>
-    <w:p>
-      <w:pPr>
-        <w:rPr>
-          <w:rFonts w:cstheme="minorHAnsi"/>
-          <w:lang w:val="en-US"/>
-        </w:rPr>
-      </w:pPr>
-      <w:r>
-        <w:rPr>
-          <w:rFonts w:cstheme="minorHAnsi"/>
-          <w:lang w:val="en-US"/>
-        </w:rPr>
-        <w:t>Priority: High</w:t>
-      </w:r>
-    </w:p>
-    <w:p>
-      <w:pPr>
-        <w:rPr>
-          <w:rFonts w:cstheme="minorHAnsi"/>
-          <w:lang w:val="en-US"/>
-        </w:rPr>
-      </w:pPr>
-      <w:r>
-        <w:rPr>
-          <w:rFonts w:cstheme="minorHAnsi"/>
-          <w:lang w:val="en-US"/>
-        </w:rPr>
-        <w:t>Status: Open</w:t>
-      </w:r>
-    </w:p>
-    <w:p>
-      <w:pPr>
-        <w:rPr>
-          <w:rFonts w:cstheme="minorHAnsi"/>
-          <w:lang w:val="en-US"/>
-        </w:rPr>
-      </w:pPr>
-      <w:r>
-        <w:rPr>
-          <w:rFonts w:cstheme="minorHAnsi"/>
-          <w:lang w:val="en-US"/>
-        </w:rPr>
-        <w:t>Reported By: Amna Liaquat</w:t>
-      </w:r>
-    </w:p>
-    <w:p>
-      <w:pPr>
-        <w:rPr>
-          <w:rFonts w:cstheme="minorHAnsi"/>
-          <w:lang w:val="en-US"/>
-        </w:rPr>
-      </w:pPr>
-      <w:r>
-        <w:rPr>
-          <w:rFonts w:cstheme="minorHAnsi"/>
-          <w:lang w:val="en-US"/>
-        </w:rPr>
-        <w:t>Reported Date: 04-1</w:t>
-      </w:r>
-      <w:r>
-        <w:rPr>
-          <w:rFonts w:cstheme="minorHAnsi"/>
-          <w:lang w:val="en-US"/>
-        </w:rPr>
-        <w:t>8</w:t>
-      </w:r>
-      <w:r>
-        <w:rPr>
-          <w:rFonts w:cstheme="minorHAnsi"/>
-          <w:lang w:val="en-US"/>
-        </w:rPr>
-        <w:t>-2026</w:t>
-      </w:r>
-    </w:p>
-    <w:p>
-      <w:pPr>
-        <w:rPr>
-          <w:rFonts w:cstheme="minorHAnsi"/>
-          <w:sz w:val="28"/>
-          <w:szCs w:val="28"/>
-          <w:lang w:val="en-US"/>
-        </w:rPr>
-      </w:pPr>
-    </w:p>
-    <w:p>
-      <w:pPr>
-        <w:pStyle w:val="p1"/>
-      </w:pPr>
+        <w:t>BUG_00</w:t>
+      </w:r>
       <w:r>
         <w:rPr>
           <w:rFonts w:asciiTheme="majorHAnsi" w:hAnsiTheme="majorHAnsi" w:cstheme="majorHAnsi"/>
@@ -2173,7 +2138,7 @@
           <w:szCs w:val="28"/>
           <w:lang w:val="en-US"/>
         </w:rPr>
-        <w:t>BUG_00</w:t>
+        <w:t>5</w:t>
       </w:r>
       <w:r>
         <w:rPr>
@@ -2184,7 +2149,7 @@
           <w:szCs w:val="28"/>
           <w:lang w:val="en-US"/>
         </w:rPr>
-        <w:t>5</w:t>
+        <w:t xml:space="preserve">: </w:t>
       </w:r>
       <w:r>
         <w:rPr>
@@ -2195,7 +2160,7 @@
           <w:szCs w:val="28"/>
           <w:lang w:val="en-US"/>
         </w:rPr>
-        <w:t xml:space="preserve">: </w:t>
+        <w:t xml:space="preserve">Password with </w:t>
       </w:r>
       <w:r>
         <w:rPr>
@@ -2206,8 +2171,514 @@
           <w:szCs w:val="28"/>
           <w:lang w:val="en-US"/>
         </w:rPr>
-        <w:t xml:space="preserve">Password with </w:t>
-      </w:r>
+        <w:t>spaces is accepted</w:t>
+      </w:r>
+      <w:r>
+        <w:t xml:space="preserve"> </w:t>
+      </w:r>
+    </w:p>
+    <w:p>
+      <w:pPr>
+        <w:pStyle w:val="p1"/>
+      </w:pPr>
+      <w:r>
+        <w:rPr>
+          <w:rFonts w:asciiTheme="minorHAnsi" w:hAnsiTheme="minorHAnsi" w:cstheme="minorHAnsi"/>
+          <w:sz w:val="24"/>
+          <w:szCs w:val="24"/>
+          <w:lang w:val="en-US"/>
+        </w:rPr>
+        <w:t xml:space="preserve">Description: </w:t>
+      </w:r>
+      <w:r>
+        <w:rPr>
+          <w:rFonts w:asciiTheme="minorHAnsi" w:hAnsiTheme="minorHAnsi" w:cstheme="minorHAnsi"/>
+          <w:sz w:val="24"/>
+          <w:szCs w:val="24"/>
+        </w:rPr>
+        <w:t>API allows password containing spaces and registers user successfully.</w:t>
+      </w:r>
+    </w:p>
+    <w:p>
+      <w:pPr>
+        <w:pStyle w:val="p1"/>
+        <w:rPr>
+          <w:rFonts w:asciiTheme="minorHAnsi" w:hAnsiTheme="minorHAnsi" w:cstheme="minorHAnsi"/>
+          <w:sz w:val="24"/>
+          <w:szCs w:val="24"/>
+        </w:rPr>
+      </w:pPr>
+      <w:r>
+        <w:rPr>
+          <w:rFonts w:asciiTheme="minorHAnsi" w:hAnsiTheme="minorHAnsi" w:cstheme="minorHAnsi"/>
+          <w:sz w:val="24"/>
+          <w:szCs w:val="24"/>
+          <w:lang w:val="en-US"/>
+        </w:rPr>
+        <w:t xml:space="preserve">Endpoint: </w:t>
+      </w:r>
+      <w:r>
+        <w:rPr>
+          <w:rFonts w:asciiTheme="minorHAnsi" w:hAnsiTheme="minorHAnsi" w:cstheme="minorHAnsi"/>
+          <w:sz w:val="24"/>
+          <w:szCs w:val="24"/>
+        </w:rPr>
+        <w:t>http://localhost:3000/api/signup</w:t>
+      </w:r>
+    </w:p>
+    <w:p>
+      <w:pPr>
+        <w:rPr>
+          <w:rFonts w:cstheme="minorHAnsi"/>
+          <w:lang w:val="en-US"/>
+        </w:rPr>
+      </w:pPr>
+      <w:r>
+        <w:rPr>
+          <w:rFonts w:cstheme="minorHAnsi"/>
+          <w:lang w:val="en-US"/>
+        </w:rPr>
+        <w:t>Method: POST</w:t>
+      </w:r>
+    </w:p>
+    <w:p>
+      <w:pPr>
+        <w:rPr>
+          <w:rFonts w:cstheme="minorHAnsi"/>
+          <w:lang w:val="en-US"/>
+        </w:rPr>
+      </w:pPr>
+    </w:p>
+    <w:p>
+      <w:pPr>
+        <w:rPr>
+          <w:rFonts w:cstheme="minorHAnsi"/>
+          <w:lang w:val="en-US"/>
+        </w:rPr>
+      </w:pPr>
+      <w:r>
+        <w:rPr>
+          <w:rFonts w:cstheme="minorHAnsi"/>
+          <w:lang w:val="en-US"/>
+        </w:rPr>
+        <w:t>Steps to Reproduce:</w:t>
+      </w:r>
+    </w:p>
+    <w:p>
+      <w:pPr>
+        <w:pStyle w:val="ListParagraph"/>
+        <w:numPr>
+          <w:ilvl w:val="0"/>
+          <w:numId w:val="9"/>
+        </w:numPr>
+        <w:rPr>
+          <w:rFonts w:cstheme="minorHAnsi"/>
+          <w:lang w:val="en-US"/>
+        </w:rPr>
+      </w:pPr>
+      <w:r>
+        <w:rPr>
+          <w:rFonts w:cstheme="minorHAnsi"/>
+          <w:lang w:val="en-US"/>
+        </w:rPr>
+        <w:t xml:space="preserve">Send POST Request </w:t>
+      </w:r>
+      <w:r>
+        <w:rPr>
+          <w:rFonts w:cstheme="minorHAnsi"/>
+          <w:lang w:val="en-US"/>
+        </w:rPr>
+        <w:t>with password containing spaces</w:t>
+      </w:r>
+    </w:p>
+    <w:p>
+      <w:pPr>
+        <w:pStyle w:val="ListParagraph"/>
+        <w:numPr>
+          <w:ilvl w:val="0"/>
+          <w:numId w:val="9"/>
+        </w:numPr>
+        <w:rPr>
+          <w:rFonts w:cstheme="minorHAnsi"/>
+          <w:lang w:val="en-US"/>
+        </w:rPr>
+      </w:pPr>
+      <w:r>
+        <w:rPr>
+          <w:rFonts w:cstheme="minorHAnsi"/>
+          <w:lang w:val="en-US"/>
+        </w:rPr>
+        <w:t>Click Send</w:t>
+      </w:r>
+    </w:p>
+    <w:p>
+      <w:pPr>
+        <w:rPr>
+          <w:rFonts w:cstheme="minorHAnsi"/>
+          <w:lang w:val="en-US"/>
+        </w:rPr>
+      </w:pPr>
+    </w:p>
+    <w:p>
+      <w:pPr>
+        <w:rPr>
+          <w:rFonts w:cstheme="minorHAnsi"/>
+          <w:lang w:val="en-US"/>
+        </w:rPr>
+      </w:pPr>
+      <w:r>
+        <w:rPr>
+          <w:rFonts w:cstheme="minorHAnsi"/>
+          <w:lang w:val="en-US"/>
+        </w:rPr>
+        <w:t>Request Body:</w:t>
+      </w:r>
+    </w:p>
+    <w:p>
+      <w:pPr>
+        <w:rPr>
+          <w:rFonts w:cstheme="minorHAnsi"/>
+          <w:lang w:val="en-US"/>
+        </w:rPr>
+      </w:pPr>
+      <w:r>
+        <w:rPr>
+          <w:rFonts w:cstheme="minorHAnsi"/>
+          <w:lang w:val="en-US"/>
+        </w:rPr>
+        <w:t>{</w:t>
+      </w:r>
+    </w:p>
+    <w:p>
+      <w:pPr>
+        <w:rPr>
+          <w:rFonts w:cstheme="minorHAnsi"/>
+          <w:lang w:val="en-US"/>
+        </w:rPr>
+      </w:pPr>
+      <w:r>
+        <w:rPr>
+          <w:rFonts w:cstheme="minorHAnsi"/>
+          <w:lang w:val="en-US"/>
+        </w:rPr>
+        <w:t xml:space="preserve">  "email": "test</w:t>
+      </w:r>
+      <w:r>
+        <w:rPr>
+          <w:rFonts w:cstheme="minorHAnsi"/>
+          <w:lang w:val="en-US"/>
+        </w:rPr>
+        <w:t>@</w:t>
+      </w:r>
+      <w:r>
+        <w:rPr>
+          <w:rFonts w:cstheme="minorHAnsi"/>
+          <w:lang w:val="en-US"/>
+        </w:rPr>
+        <w:t>gmail.com</w:t>
+      </w:r>
+      <w:r>
+        <w:rPr>
+          <w:rFonts w:cstheme="minorHAnsi"/>
+          <w:lang w:val="en-US"/>
+        </w:rPr>
+        <w:t>”</w:t>
+      </w:r>
+    </w:p>
+    <w:p>
+      <w:pPr>
+        <w:rPr>
+          <w:rFonts w:cstheme="minorHAnsi"/>
+          <w:lang w:val="en-US"/>
+        </w:rPr>
+      </w:pPr>
+      <w:r>
+        <w:rPr>
+          <w:rFonts w:cstheme="minorHAnsi"/>
+          <w:lang w:val="en-US"/>
+        </w:rPr>
+        <w:t xml:space="preserve">  "</w:t>
+      </w:r>
+      <w:r>
+        <w:rPr>
+          <w:rFonts w:cstheme="minorHAnsi"/>
+          <w:lang w:val="en-US"/>
+        </w:rPr>
+        <w:t>Name</w:t>
+      </w:r>
+      <w:r>
+        <w:rPr>
+          <w:rFonts w:cstheme="minorHAnsi"/>
+          <w:lang w:val="en-US"/>
+        </w:rPr>
+        <w:t>": "</w:t>
+      </w:r>
+      <w:r>
+        <w:rPr>
+          <w:rFonts w:cstheme="minorHAnsi"/>
+          <w:lang w:val="en-US"/>
+        </w:rPr>
+        <w:t>Amna</w:t>
+      </w:r>
+      <w:r>
+        <w:rPr>
+          <w:rFonts w:cstheme="minorHAnsi"/>
+          <w:lang w:val="en-US"/>
+        </w:rPr>
+        <w:t>"</w:t>
+      </w:r>
+      <w:r>
+        <w:rPr>
+          <w:rFonts w:cstheme="minorHAnsi"/>
+          <w:lang w:val="en-US"/>
+        </w:rPr>
+        <w:t>,</w:t>
+      </w:r>
+    </w:p>
+    <w:p>
+      <w:pPr>
+        <w:rPr>
+          <w:rFonts w:cstheme="minorHAnsi"/>
+          <w:lang w:val="en-US"/>
+        </w:rPr>
+      </w:pPr>
+      <w:r>
+        <w:rPr>
+          <w:rFonts w:cstheme="minorHAnsi"/>
+          <w:lang w:val="en-US"/>
+        </w:rPr>
+        <w:t xml:space="preserve">  "password": "123</w:t>
+      </w:r>
+      <w:r>
+        <w:rPr>
+          <w:rFonts w:cstheme="minorHAnsi"/>
+          <w:lang w:val="en-US"/>
+        </w:rPr>
+        <w:t xml:space="preserve"> </w:t>
+      </w:r>
+      <w:r>
+        <w:rPr>
+          <w:rFonts w:cstheme="minorHAnsi"/>
+          <w:lang w:val="en-US"/>
+        </w:rPr>
+        <w:t>456"</w:t>
+      </w:r>
+    </w:p>
+    <w:p>
+      <w:pPr>
+        <w:rPr>
+          <w:rFonts w:cstheme="minorHAnsi"/>
+          <w:lang w:val="en-US"/>
+        </w:rPr>
+      </w:pPr>
+      <w:r>
+        <w:rPr>
+          <w:rFonts w:cstheme="minorHAnsi"/>
+          <w:lang w:val="en-US"/>
+        </w:rPr>
+        <w:t>}</w:t>
+      </w:r>
+    </w:p>
+    <w:p>
+      <w:pPr>
+        <w:rPr>
+          <w:rFonts w:cstheme="minorHAnsi"/>
+          <w:lang w:val="en-US"/>
+        </w:rPr>
+      </w:pPr>
+      <w:r>
+        <w:rPr>
+          <w:rFonts w:cstheme="minorHAnsi"/>
+          <w:lang w:val="en-US"/>
+        </w:rPr>
+        <w:t xml:space="preserve">Expected Result: </w:t>
+      </w:r>
+    </w:p>
+    <w:p>
+      <w:pPr>
+        <w:pStyle w:val="p1"/>
+        <w:rPr>
+          <w:rFonts w:asciiTheme="minorHAnsi" w:hAnsiTheme="minorHAnsi" w:cstheme="minorHAnsi"/>
+          <w:sz w:val="24"/>
+          <w:szCs w:val="24"/>
+          <w:lang w:val="en-US"/>
+        </w:rPr>
+      </w:pPr>
+      <w:r>
+        <w:rPr>
+          <w:rFonts w:asciiTheme="minorHAnsi" w:hAnsiTheme="minorHAnsi" w:cstheme="minorHAnsi"/>
+          <w:sz w:val="24"/>
+          <w:szCs w:val="24"/>
+          <w:lang w:val="en-US"/>
+        </w:rPr>
+        <w:t>400 validation message</w:t>
+      </w:r>
+    </w:p>
+    <w:p>
+      <w:pPr>
+        <w:rPr>
+          <w:rFonts w:cstheme="minorHAnsi"/>
+          <w:lang w:val="en-US"/>
+        </w:rPr>
+      </w:pPr>
+    </w:p>
+    <w:p>
+      <w:pPr>
+        <w:rPr>
+          <w:rFonts w:cstheme="minorHAnsi"/>
+          <w:lang w:val="en-US"/>
+        </w:rPr>
+      </w:pPr>
+      <w:r>
+        <w:rPr>
+          <w:rFonts w:cstheme="minorHAnsi"/>
+          <w:lang w:val="en-US"/>
+        </w:rPr>
+        <w:t xml:space="preserve">Actual Result: </w:t>
+      </w:r>
+    </w:p>
+    <w:p>
+      <w:pPr>
+        <w:pStyle w:val="p1"/>
+        <w:rPr>
+          <w:rFonts w:asciiTheme="minorHAnsi" w:hAnsiTheme="minorHAnsi" w:cstheme="minorHAnsi"/>
+          <w:sz w:val="24"/>
+          <w:szCs w:val="24"/>
+          <w:lang w:val="en-US"/>
+        </w:rPr>
+      </w:pPr>
+      <w:r>
+        <w:rPr>
+          <w:rFonts w:asciiTheme="minorHAnsi" w:hAnsiTheme="minorHAnsi" w:cstheme="minorHAnsi"/>
+          <w:sz w:val="24"/>
+          <w:szCs w:val="24"/>
+          <w:lang w:val="en-US"/>
+        </w:rPr>
+        <w:t>User registered successfully</w:t>
+      </w:r>
+    </w:p>
+    <w:p>
+      <w:pPr>
+        <w:rPr>
+          <w:rFonts w:cstheme="minorHAnsi"/>
+          <w:lang w:val="en-US"/>
+        </w:rPr>
+      </w:pPr>
+    </w:p>
+    <w:p>
+      <w:pPr>
+        <w:rPr>
+          <w:rFonts w:cstheme="minorHAnsi"/>
+          <w:lang w:val="en-US"/>
+        </w:rPr>
+      </w:pPr>
+      <w:r>
+        <w:rPr>
+          <w:rFonts w:cstheme="minorHAnsi"/>
+          <w:lang w:val="en-US"/>
+        </w:rPr>
+        <w:t xml:space="preserve">Severity: </w:t>
+      </w:r>
+      <w:r>
+        <w:rPr>
+          <w:rFonts w:cstheme="minorHAnsi"/>
+          <w:lang w:val="en-US"/>
+        </w:rPr>
+        <w:t>Medium</w:t>
+      </w:r>
+    </w:p>
+    <w:p>
+      <w:pPr>
+        <w:rPr>
+          <w:rFonts w:cstheme="minorHAnsi"/>
+          <w:lang w:val="en-US"/>
+        </w:rPr>
+      </w:pPr>
+      <w:r>
+        <w:rPr>
+          <w:rFonts w:cstheme="minorHAnsi"/>
+          <w:lang w:val="en-US"/>
+        </w:rPr>
+        <w:t>Priority: High</w:t>
+      </w:r>
+    </w:p>
+    <w:p>
+      <w:pPr>
+        <w:rPr>
+          <w:rFonts w:cstheme="minorHAnsi"/>
+          <w:lang w:val="en-US"/>
+        </w:rPr>
+      </w:pPr>
+      <w:r>
+        <w:rPr>
+          <w:rFonts w:cstheme="minorHAnsi"/>
+          <w:lang w:val="en-US"/>
+        </w:rPr>
+        <w:t>Status: Open</w:t>
+      </w:r>
+    </w:p>
+    <w:p>
+      <w:pPr>
+        <w:rPr>
+          <w:rFonts w:cstheme="minorHAnsi"/>
+          <w:lang w:val="en-US"/>
+        </w:rPr>
+      </w:pPr>
+      <w:r>
+        <w:rPr>
+          <w:rFonts w:cstheme="minorHAnsi"/>
+          <w:lang w:val="en-US"/>
+        </w:rPr>
+        <w:t>Reported By: Amna Liaquat</w:t>
+      </w:r>
+    </w:p>
+    <w:p>
+      <w:pPr>
+        <w:rPr>
+          <w:rFonts w:cstheme="minorHAnsi"/>
+          <w:lang w:val="en-US"/>
+        </w:rPr>
+      </w:pPr>
+      <w:r>
+        <w:rPr>
+          <w:rFonts w:cstheme="minorHAnsi"/>
+          <w:lang w:val="en-US"/>
+        </w:rPr>
+        <w:t>Reported Date: 04-1</w:t>
+      </w:r>
+      <w:r>
+        <w:rPr>
+          <w:rFonts w:cstheme="minorHAnsi"/>
+          <w:lang w:val="en-US"/>
+        </w:rPr>
+        <w:t>8</w:t>
+      </w:r>
+      <w:r>
+        <w:rPr>
+          <w:rFonts w:cstheme="minorHAnsi"/>
+          <w:lang w:val="en-US"/>
+        </w:rPr>
+        <w:t>-2026</w:t>
+      </w:r>
+    </w:p>
+    <w:p>
+      <w:pPr>
+        <w:rPr>
+          <w:rFonts w:cstheme="minorHAnsi"/>
+          <w:sz w:val="28"/>
+          <w:szCs w:val="28"/>
+          <w:lang w:val="en-US"/>
+        </w:rPr>
+      </w:pPr>
+    </w:p>
+    <w:p>
+      <w:pPr>
+        <w:pStyle w:val="p1"/>
+        <w:rPr>
+          <w:sz w:val="26"/>
+          <w:szCs w:val="26"/>
+        </w:rPr>
+      </w:pPr>
       <w:r>
         <w:rPr>
           <w:rFonts w:asciiTheme="majorHAnsi" w:hAnsiTheme="majorHAnsi" w:cstheme="majorHAnsi"/>
@@ -2217,514 +2688,9 @@
           <w:szCs w:val="28"/>
           <w:lang w:val="en-US"/>
         </w:rPr>
-        <w:t>spaces is accepted</w:t>
-      </w:r>
-      <w:r>
-        <w:t xml:space="preserve"> </w:t>
-      </w:r>
-    </w:p>
-    <w:p>
-      <w:pPr>
-        <w:pStyle w:val="p1"/>
-      </w:pPr>
-      <w:r>
-        <w:rPr>
-          <w:rFonts w:asciiTheme="minorHAnsi" w:hAnsiTheme="minorHAnsi" w:cstheme="minorHAnsi"/>
-          <w:sz w:val="24"/>
-          <w:szCs w:val="24"/>
-          <w:lang w:val="en-US"/>
-        </w:rPr>
-        <w:t xml:space="preserve">Description: </w:t>
-      </w:r>
-      <w:r>
-        <w:rPr>
-          <w:rFonts w:asciiTheme="minorHAnsi" w:hAnsiTheme="minorHAnsi" w:cstheme="minorHAnsi"/>
-          <w:sz w:val="24"/>
-          <w:szCs w:val="24"/>
-        </w:rPr>
-        <w:t>API allows password containing spaces and registers user successfully.</w:t>
-      </w:r>
-    </w:p>
-    <w:p>
-      <w:pPr>
-        <w:pStyle w:val="p1"/>
-        <w:rPr>
-          <w:rFonts w:asciiTheme="minorHAnsi" w:hAnsiTheme="minorHAnsi" w:cstheme="minorHAnsi"/>
-          <w:sz w:val="24"/>
-          <w:szCs w:val="24"/>
-        </w:rPr>
-      </w:pPr>
-      <w:r>
-        <w:rPr>
-          <w:rFonts w:asciiTheme="minorHAnsi" w:hAnsiTheme="minorHAnsi" w:cstheme="minorHAnsi"/>
-          <w:sz w:val="24"/>
-          <w:szCs w:val="24"/>
-          <w:lang w:val="en-US"/>
-        </w:rPr>
-        <w:t xml:space="preserve">Endpoint: </w:t>
-      </w:r>
-      <w:r>
-        <w:rPr>
-          <w:rFonts w:asciiTheme="minorHAnsi" w:hAnsiTheme="minorHAnsi" w:cstheme="minorHAnsi"/>
-          <w:sz w:val="24"/>
-          <w:szCs w:val="24"/>
-        </w:rPr>
-        <w:t>http://localhost:3000/api/signup</w:t>
-      </w:r>
-    </w:p>
-    <w:p>
-      <w:pPr>
-        <w:rPr>
-          <w:rFonts w:cstheme="minorHAnsi"/>
-          <w:lang w:val="en-US"/>
-        </w:rPr>
-      </w:pPr>
-      <w:r>
-        <w:rPr>
-          <w:rFonts w:cstheme="minorHAnsi"/>
-          <w:lang w:val="en-US"/>
-        </w:rPr>
-        <w:t>Method: POST</w:t>
-      </w:r>
-    </w:p>
-    <w:p>
-      <w:pPr>
-        <w:rPr>
-          <w:rFonts w:cstheme="minorHAnsi"/>
-          <w:lang w:val="en-US"/>
-        </w:rPr>
-      </w:pPr>
-    </w:p>
-    <w:p>
-      <w:pPr>
-        <w:rPr>
-          <w:rFonts w:cstheme="minorHAnsi"/>
-          <w:lang w:val="en-US"/>
-        </w:rPr>
-      </w:pPr>
-      <w:r>
-        <w:rPr>
-          <w:rFonts w:cstheme="minorHAnsi"/>
-          <w:lang w:val="en-US"/>
-        </w:rPr>
-        <w:t>Steps to Reproduce:</w:t>
-      </w:r>
-    </w:p>
-    <w:p>
-      <w:pPr>
-        <w:pStyle w:val="ListParagraph"/>
-        <w:numPr>
-          <w:ilvl w:val="0"/>
-          <w:numId w:val="9"/>
-        </w:numPr>
-        <w:rPr>
-          <w:rFonts w:cstheme="minorHAnsi"/>
-          <w:lang w:val="en-US"/>
-        </w:rPr>
-      </w:pPr>
-      <w:r>
-        <w:rPr>
-          <w:rFonts w:cstheme="minorHAnsi"/>
-          <w:lang w:val="en-US"/>
-        </w:rPr>
-        <w:t xml:space="preserve">Send POST Request </w:t>
-      </w:r>
-      <w:r>
-        <w:rPr>
-          <w:rFonts w:cstheme="minorHAnsi"/>
-          <w:lang w:val="en-US"/>
-        </w:rPr>
-        <w:t>with password containing spaces</w:t>
-      </w:r>
-    </w:p>
-    <w:p>
-      <w:pPr>
-        <w:pStyle w:val="ListParagraph"/>
-        <w:numPr>
-          <w:ilvl w:val="0"/>
-          <w:numId w:val="9"/>
-        </w:numPr>
-        <w:rPr>
-          <w:rFonts w:cstheme="minorHAnsi"/>
-          <w:lang w:val="en-US"/>
-        </w:rPr>
-      </w:pPr>
-      <w:r>
-        <w:rPr>
-          <w:rFonts w:cstheme="minorHAnsi"/>
-          <w:lang w:val="en-US"/>
-        </w:rPr>
-        <w:t>Click Send</w:t>
-      </w:r>
-    </w:p>
-    <w:p>
-      <w:pPr>
-        <w:rPr>
-          <w:rFonts w:cstheme="minorHAnsi"/>
-          <w:lang w:val="en-US"/>
-        </w:rPr>
-      </w:pPr>
-    </w:p>
-    <w:p>
-      <w:pPr>
-        <w:rPr>
-          <w:rFonts w:cstheme="minorHAnsi"/>
-          <w:lang w:val="en-US"/>
-        </w:rPr>
-      </w:pPr>
-      <w:r>
-        <w:rPr>
-          <w:rFonts w:cstheme="minorHAnsi"/>
-          <w:lang w:val="en-US"/>
-        </w:rPr>
-        <w:t>Request Body:</w:t>
-      </w:r>
-    </w:p>
-    <w:p>
-      <w:pPr>
-        <w:rPr>
-          <w:rFonts w:cstheme="minorHAnsi"/>
-          <w:lang w:val="en-US"/>
-        </w:rPr>
-      </w:pPr>
-      <w:r>
-        <w:rPr>
-          <w:rFonts w:cstheme="minorHAnsi"/>
-          <w:lang w:val="en-US"/>
-        </w:rPr>
-        <w:t>{</w:t>
-      </w:r>
-    </w:p>
-    <w:p>
-      <w:pPr>
-        <w:rPr>
-          <w:rFonts w:cstheme="minorHAnsi"/>
-          <w:lang w:val="en-US"/>
-        </w:rPr>
-      </w:pPr>
-      <w:r>
-        <w:rPr>
-          <w:rFonts w:cstheme="minorHAnsi"/>
-          <w:lang w:val="en-US"/>
-        </w:rPr>
-        <w:t xml:space="preserve">  "email": "test</w:t>
-      </w:r>
-      <w:r>
-        <w:rPr>
-          <w:rFonts w:cstheme="minorHAnsi"/>
-          <w:lang w:val="en-US"/>
-        </w:rPr>
-        <w:t>@</w:t>
-      </w:r>
-      <w:r>
-        <w:rPr>
-          <w:rFonts w:cstheme="minorHAnsi"/>
-          <w:lang w:val="en-US"/>
-        </w:rPr>
-        <w:t>gmail.com</w:t>
-      </w:r>
-      <w:r>
-        <w:rPr>
-          <w:rFonts w:cstheme="minorHAnsi"/>
-          <w:lang w:val="en-US"/>
-        </w:rPr>
-        <w:t>”</w:t>
-      </w:r>
-    </w:p>
-    <w:p>
-      <w:pPr>
-        <w:rPr>
-          <w:rFonts w:cstheme="minorHAnsi"/>
-          <w:lang w:val="en-US"/>
-        </w:rPr>
-      </w:pPr>
-      <w:r>
-        <w:rPr>
-          <w:rFonts w:cstheme="minorHAnsi"/>
-          <w:lang w:val="en-US"/>
-        </w:rPr>
-        <w:t xml:space="preserve">  "</w:t>
-      </w:r>
-      <w:r>
-        <w:rPr>
-          <w:rFonts w:cstheme="minorHAnsi"/>
-          <w:lang w:val="en-US"/>
-        </w:rPr>
-        <w:t>Name</w:t>
-      </w:r>
-      <w:r>
-        <w:rPr>
-          <w:rFonts w:cstheme="minorHAnsi"/>
-          <w:lang w:val="en-US"/>
-        </w:rPr>
-        <w:t>": "</w:t>
-      </w:r>
-      <w:r>
-        <w:rPr>
-          <w:rFonts w:cstheme="minorHAnsi"/>
-          <w:lang w:val="en-US"/>
-        </w:rPr>
-        <w:t>Amna</w:t>
-      </w:r>
-      <w:r>
-        <w:rPr>
-          <w:rFonts w:cstheme="minorHAnsi"/>
-          <w:lang w:val="en-US"/>
-        </w:rPr>
-        <w:t>"</w:t>
-      </w:r>
-      <w:r>
-        <w:rPr>
-          <w:rFonts w:cstheme="minorHAnsi"/>
-          <w:lang w:val="en-US"/>
-        </w:rPr>
-        <w:t>,</w:t>
-      </w:r>
-    </w:p>
-    <w:p>
-      <w:pPr>
-        <w:rPr>
-          <w:rFonts w:cstheme="minorHAnsi"/>
-          <w:lang w:val="en-US"/>
-        </w:rPr>
-      </w:pPr>
-      <w:r>
-        <w:rPr>
-          <w:rFonts w:cstheme="minorHAnsi"/>
-          <w:lang w:val="en-US"/>
-        </w:rPr>
-        <w:t xml:space="preserve">  "password": "123</w:t>
-      </w:r>
-      <w:r>
-        <w:rPr>
-          <w:rFonts w:cstheme="minorHAnsi"/>
-          <w:lang w:val="en-US"/>
-        </w:rPr>
-        <w:t xml:space="preserve"> </w:t>
-      </w:r>
-      <w:r>
-        <w:rPr>
-          <w:rFonts w:cstheme="minorHAnsi"/>
-          <w:lang w:val="en-US"/>
-        </w:rPr>
-        <w:t>456"</w:t>
-      </w:r>
-    </w:p>
-    <w:p>
-      <w:pPr>
-        <w:rPr>
-          <w:rFonts w:cstheme="minorHAnsi"/>
-          <w:lang w:val="en-US"/>
-        </w:rPr>
-      </w:pPr>
-      <w:r>
-        <w:rPr>
-          <w:rFonts w:cstheme="minorHAnsi"/>
-          <w:lang w:val="en-US"/>
-        </w:rPr>
-        <w:t>}</w:t>
-      </w:r>
-    </w:p>
-    <w:p>
-      <w:pPr>
-        <w:rPr>
-          <w:rFonts w:cstheme="minorHAnsi"/>
-          <w:lang w:val="en-US"/>
-        </w:rPr>
-      </w:pPr>
-      <w:r>
-        <w:rPr>
-          <w:rFonts w:cstheme="minorHAnsi"/>
-          <w:lang w:val="en-US"/>
-        </w:rPr>
-        <w:t xml:space="preserve">Expected Result: </w:t>
-      </w:r>
-    </w:p>
-    <w:p>
-      <w:pPr>
-        <w:pStyle w:val="p1"/>
-        <w:rPr>
-          <w:rFonts w:asciiTheme="minorHAnsi" w:hAnsiTheme="minorHAnsi" w:cstheme="minorHAnsi"/>
-          <w:sz w:val="24"/>
-          <w:szCs w:val="24"/>
-          <w:lang w:val="en-US"/>
-        </w:rPr>
-      </w:pPr>
-      <w:r>
-        <w:rPr>
-          <w:rFonts w:asciiTheme="minorHAnsi" w:hAnsiTheme="minorHAnsi" w:cstheme="minorHAnsi"/>
-          <w:sz w:val="24"/>
-          <w:szCs w:val="24"/>
-          <w:lang w:val="en-US"/>
-        </w:rPr>
-        <w:t>400 validation message</w:t>
-      </w:r>
-    </w:p>
-    <w:p>
-      <w:pPr>
-        <w:rPr>
-          <w:rFonts w:cstheme="minorHAnsi"/>
-          <w:lang w:val="en-US"/>
-        </w:rPr>
-      </w:pPr>
-    </w:p>
-    <w:p>
-      <w:pPr>
-        <w:rPr>
-          <w:rFonts w:cstheme="minorHAnsi"/>
-          <w:lang w:val="en-US"/>
-        </w:rPr>
-      </w:pPr>
-      <w:r>
-        <w:rPr>
-          <w:rFonts w:cstheme="minorHAnsi"/>
-          <w:lang w:val="en-US"/>
-        </w:rPr>
-        <w:t xml:space="preserve">Actual Result: </w:t>
-      </w:r>
-    </w:p>
-    <w:p>
-      <w:pPr>
-        <w:pStyle w:val="p1"/>
-        <w:rPr>
-          <w:rFonts w:asciiTheme="minorHAnsi" w:hAnsiTheme="minorHAnsi" w:cstheme="minorHAnsi"/>
-          <w:sz w:val="24"/>
-          <w:szCs w:val="24"/>
-          <w:lang w:val="en-US"/>
-        </w:rPr>
-      </w:pPr>
-      <w:r>
-        <w:rPr>
-          <w:rFonts w:asciiTheme="minorHAnsi" w:hAnsiTheme="minorHAnsi" w:cstheme="minorHAnsi"/>
-          <w:sz w:val="24"/>
-          <w:szCs w:val="24"/>
-          <w:lang w:val="en-US"/>
-        </w:rPr>
-        <w:t>User registered successfully</w:t>
-      </w:r>
-    </w:p>
-    <w:p>
-      <w:pPr>
-        <w:rPr>
-          <w:rFonts w:cstheme="minorHAnsi"/>
-          <w:lang w:val="en-US"/>
-        </w:rPr>
-      </w:pPr>
-    </w:p>
-    <w:p>
-      <w:pPr>
-        <w:rPr>
-          <w:rFonts w:cstheme="minorHAnsi"/>
-          <w:lang w:val="en-US"/>
-        </w:rPr>
-      </w:pPr>
-      <w:r>
-        <w:rPr>
-          <w:rFonts w:cstheme="minorHAnsi"/>
-          <w:lang w:val="en-US"/>
-        </w:rPr>
-        <w:t xml:space="preserve">Severity: </w:t>
-      </w:r>
-      <w:r>
-        <w:rPr>
-          <w:rFonts w:cstheme="minorHAnsi"/>
-          <w:lang w:val="en-US"/>
-        </w:rPr>
-        <w:t>Medium</w:t>
-      </w:r>
-    </w:p>
-    <w:p>
-      <w:pPr>
-        <w:rPr>
-          <w:rFonts w:cstheme="minorHAnsi"/>
-          <w:lang w:val="en-US"/>
-        </w:rPr>
-      </w:pPr>
-      <w:r>
-        <w:rPr>
-          <w:rFonts w:cstheme="minorHAnsi"/>
-          <w:lang w:val="en-US"/>
-        </w:rPr>
-        <w:t>Priority: High</w:t>
-      </w:r>
-    </w:p>
-    <w:p>
-      <w:pPr>
-        <w:rPr>
-          <w:rFonts w:cstheme="minorHAnsi"/>
-          <w:lang w:val="en-US"/>
-        </w:rPr>
-      </w:pPr>
-      <w:r>
-        <w:rPr>
-          <w:rFonts w:cstheme="minorHAnsi"/>
-          <w:lang w:val="en-US"/>
-        </w:rPr>
-        <w:t>Status: Open</w:t>
-      </w:r>
-    </w:p>
-    <w:p>
-      <w:pPr>
-        <w:rPr>
-          <w:rFonts w:cstheme="minorHAnsi"/>
-          <w:lang w:val="en-US"/>
-        </w:rPr>
-      </w:pPr>
-      <w:r>
-        <w:rPr>
-          <w:rFonts w:cstheme="minorHAnsi"/>
-          <w:lang w:val="en-US"/>
-        </w:rPr>
-        <w:t>Reported By: Amna Liaquat</w:t>
-      </w:r>
-    </w:p>
-    <w:p>
-      <w:pPr>
-        <w:rPr>
-          <w:rFonts w:cstheme="minorHAnsi"/>
-          <w:lang w:val="en-US"/>
-        </w:rPr>
-      </w:pPr>
-      <w:r>
-        <w:rPr>
-          <w:rFonts w:cstheme="minorHAnsi"/>
-          <w:lang w:val="en-US"/>
-        </w:rPr>
-        <w:t>Reported Date: 04-1</w:t>
-      </w:r>
-      <w:r>
-        <w:rPr>
-          <w:rFonts w:cstheme="minorHAnsi"/>
-          <w:lang w:val="en-US"/>
-        </w:rPr>
-        <w:t>8</w:t>
-      </w:r>
-      <w:r>
-        <w:rPr>
-          <w:rFonts w:cstheme="minorHAnsi"/>
-          <w:lang w:val="en-US"/>
-        </w:rPr>
-        <w:t>-2026</w:t>
-      </w:r>
-    </w:p>
-    <w:p>
-      <w:pPr>
-        <w:rPr>
-          <w:rFonts w:cstheme="minorHAnsi"/>
-          <w:sz w:val="28"/>
-          <w:szCs w:val="28"/>
-          <w:lang w:val="en-US"/>
-        </w:rPr>
-      </w:pPr>
-    </w:p>
-    <w:p>
-      <w:pPr>
-        <w:pStyle w:val="p1"/>
-        <w:rPr>
-          <w:sz w:val="26"/>
-          <w:szCs w:val="26"/>
-        </w:rPr>
-      </w:pPr>
+        <w:lastRenderedPageBreak/>
+        <w:t>BUG_00</w:t>
+      </w:r>
       <w:r>
         <w:rPr>
           <w:rFonts w:asciiTheme="majorHAnsi" w:hAnsiTheme="majorHAnsi" w:cstheme="majorHAnsi"/>
@@ -2734,8 +2700,7 @@
           <w:szCs w:val="28"/>
           <w:lang w:val="en-US"/>
         </w:rPr>
-        <w:lastRenderedPageBreak/>
-        <w:t>BUG_00</w:t>
+        <w:t>6</w:t>
       </w:r>
       <w:r>
         <w:rPr>
@@ -2746,7 +2711,7 @@
           <w:szCs w:val="28"/>
           <w:lang w:val="en-US"/>
         </w:rPr>
-        <w:t>6</w:t>
+        <w:t>:</w:t>
       </w:r>
       <w:r>
         <w:rPr>
@@ -2757,17 +2722,6 @@
           <w:szCs w:val="28"/>
           <w:lang w:val="en-US"/>
         </w:rPr>
-        <w:t>:</w:t>
-      </w:r>
-      <w:r>
-        <w:rPr>
-          <w:rFonts w:asciiTheme="majorHAnsi" w:hAnsiTheme="majorHAnsi" w:cstheme="majorHAnsi"/>
-          <w:b/>
-          <w:bCs/>
-          <w:sz w:val="28"/>
-          <w:szCs w:val="28"/>
-          <w:lang w:val="en-US"/>
-        </w:rPr>
         <w:t xml:space="preserve"> Empty JSON returns incorrect status code and error</w:t>
       </w:r>
     </w:p>
@@ -2990,16 +2944,7 @@
           <w:szCs w:val="24"/>
           <w:lang w:val="en-US"/>
         </w:rPr>
-        <w:t xml:space="preserve">400 validation </w:t>
-      </w:r>
-      <w:r>
-        <w:rPr>
-          <w:rFonts w:asciiTheme="minorHAnsi" w:hAnsiTheme="minorHAnsi" w:cstheme="minorHAnsi"/>
-          <w:sz w:val="24"/>
-          <w:szCs w:val="24"/>
-          <w:lang w:val="en-US"/>
-        </w:rPr>
-        <w:t>message</w:t>
+        <w:t>400 validation message</w:t>
       </w:r>
     </w:p>
     <w:p>
